--- a/V-IMP-Notes-TechLearning/CoreJava/JavaVersions/java 14 features.docx
+++ b/V-IMP-Notes-TechLearning/CoreJava/JavaVersions/java 14 features.docx
@@ -243,6 +243,2996 @@
       </w:r>
     </w:p>
     <w:p/>
+    <w:p>
+      <w:hyperlink r:id="rId5" w:history="1">
+        <w:r>
+          <w:rPr>
+            <w:rStyle w:val="Hyperlink"/>
+          </w:rPr>
+          <w:t xml:space="preserve">New Features in Java 14 | </w:t>
+        </w:r>
+        <w:proofErr w:type="spellStart"/>
+        <w:r>
+          <w:rPr>
+            <w:rStyle w:val="Hyperlink"/>
+          </w:rPr>
+          <w:t>Baeldung</w:t>
+        </w:r>
+        <w:proofErr w:type="spellEnd"/>
+      </w:hyperlink>
+    </w:p>
+    <w:p>
+      <w:r>
+        <w:t>New Features in Java 14</w:t>
+      </w:r>
+    </w:p>
+    <w:p>
+      <w:r>
+        <w:t>Last updated: December 11, 2025</w:t>
+      </w:r>
+    </w:p>
+    <w:p>
+      <w:r>
+        <w:drawing>
+          <wp:inline distT="0" distB="0" distL="0" distR="0" wp14:anchorId="2CB3C108" wp14:editId="454FE1C3">
+            <wp:extent cx="480060" cy="480060"/>
+            <wp:effectExtent l="0" t="0" r="0" b="0"/>
+            <wp:docPr id="1295101887" name="Picture 6"/>
+            <wp:cNvGraphicFramePr>
+              <a:graphicFrameLocks xmlns:a="http://schemas.openxmlformats.org/drawingml/2006/main" noChangeAspect="1"/>
+            </wp:cNvGraphicFramePr>
+            <a:graphic xmlns:a="http://schemas.openxmlformats.org/drawingml/2006/main">
+              <a:graphicData uri="http://schemas.openxmlformats.org/drawingml/2006/picture">
+                <pic:pic xmlns:pic="http://schemas.openxmlformats.org/drawingml/2006/picture">
+                  <pic:nvPicPr>
+                    <pic:cNvPr id="0" name="Picture 16"/>
+                    <pic:cNvPicPr>
+                      <a:picLocks noChangeAspect="1" noChangeArrowheads="1"/>
+                    </pic:cNvPicPr>
+                  </pic:nvPicPr>
+                  <pic:blipFill>
+                    <a:blip r:embed="rId6">
+                      <a:extLst>
+                        <a:ext uri="{28A0092B-C50C-407E-A947-70E740481C1C}">
+                          <a14:useLocalDpi xmlns:a14="http://schemas.microsoft.com/office/drawing/2010/main" val="0"/>
+                        </a:ext>
+                      </a:extLst>
+                    </a:blip>
+                    <a:srcRect/>
+                    <a:stretch>
+                      <a:fillRect/>
+                    </a:stretch>
+                  </pic:blipFill>
+                  <pic:spPr bwMode="auto">
+                    <a:xfrm>
+                      <a:off x="0" y="0"/>
+                      <a:ext cx="480060" cy="480060"/>
+                    </a:xfrm>
+                    <a:prstGeom prst="rect">
+                      <a:avLst/>
+                    </a:prstGeom>
+                    <a:noFill/>
+                    <a:ln>
+                      <a:noFill/>
+                    </a:ln>
+                  </pic:spPr>
+                </pic:pic>
+              </a:graphicData>
+            </a:graphic>
+          </wp:inline>
+        </w:drawing>
+      </w:r>
+    </w:p>
+    <w:p>
+      <w:r>
+        <w:t xml:space="preserve">Written </w:t>
+      </w:r>
+      <w:proofErr w:type="spellStart"/>
+      <w:r>
+        <w:t>by:</w:t>
+      </w:r>
+      <w:hyperlink r:id="rId7" w:tooltip="Posts by baeldung" w:history="1">
+        <w:r>
+          <w:rPr>
+            <w:rStyle w:val="Hyperlink"/>
+          </w:rPr>
+          <w:t>baeldung</w:t>
+        </w:r>
+        <w:proofErr w:type="spellEnd"/>
+      </w:hyperlink>
+    </w:p>
+    <w:p>
+      <w:r>
+        <w:lastRenderedPageBreak/>
+        <w:drawing>
+          <wp:inline distT="0" distB="0" distL="0" distR="0" wp14:anchorId="070118AA" wp14:editId="6A0E7683">
+            <wp:extent cx="480060" cy="480060"/>
+            <wp:effectExtent l="0" t="0" r="0" b="0"/>
+            <wp:docPr id="1473400" name="Picture 5"/>
+            <wp:cNvGraphicFramePr>
+              <a:graphicFrameLocks xmlns:a="http://schemas.openxmlformats.org/drawingml/2006/main" noChangeAspect="1"/>
+            </wp:cNvGraphicFramePr>
+            <a:graphic xmlns:a="http://schemas.openxmlformats.org/drawingml/2006/main">
+              <a:graphicData uri="http://schemas.openxmlformats.org/drawingml/2006/picture">
+                <pic:pic xmlns:pic="http://schemas.openxmlformats.org/drawingml/2006/picture">
+                  <pic:nvPicPr>
+                    <pic:cNvPr id="0" name="Picture 17"/>
+                    <pic:cNvPicPr>
+                      <a:picLocks noChangeAspect="1" noChangeArrowheads="1"/>
+                    </pic:cNvPicPr>
+                  </pic:nvPicPr>
+                  <pic:blipFill>
+                    <a:blip r:embed="rId8">
+                      <a:extLst>
+                        <a:ext uri="{28A0092B-C50C-407E-A947-70E740481C1C}">
+                          <a14:useLocalDpi xmlns:a14="http://schemas.microsoft.com/office/drawing/2010/main" val="0"/>
+                        </a:ext>
+                      </a:extLst>
+                    </a:blip>
+                    <a:srcRect/>
+                    <a:stretch>
+                      <a:fillRect/>
+                    </a:stretch>
+                  </pic:blipFill>
+                  <pic:spPr bwMode="auto">
+                    <a:xfrm>
+                      <a:off x="0" y="0"/>
+                      <a:ext cx="480060" cy="480060"/>
+                    </a:xfrm>
+                    <a:prstGeom prst="rect">
+                      <a:avLst/>
+                    </a:prstGeom>
+                    <a:noFill/>
+                    <a:ln>
+                      <a:noFill/>
+                    </a:ln>
+                  </pic:spPr>
+                </pic:pic>
+              </a:graphicData>
+            </a:graphic>
+          </wp:inline>
+        </w:drawing>
+      </w:r>
+    </w:p>
+    <w:p>
+      <w:r>
+        <w:t xml:space="preserve">Reviewed </w:t>
+      </w:r>
+      <w:proofErr w:type="spellStart"/>
+      <w:r>
+        <w:t>by:</w:t>
+      </w:r>
+      <w:hyperlink r:id="rId9" w:tooltip="Reviewed by Michal Aibin" w:history="1">
+        <w:r>
+          <w:rPr>
+            <w:rStyle w:val="Hyperlink"/>
+          </w:rPr>
+          <w:t>Michal</w:t>
+        </w:r>
+        <w:proofErr w:type="spellEnd"/>
+        <w:r>
+          <w:rPr>
+            <w:rStyle w:val="Hyperlink"/>
+          </w:rPr>
+          <w:t xml:space="preserve"> </w:t>
+        </w:r>
+        <w:proofErr w:type="spellStart"/>
+        <w:r>
+          <w:rPr>
+            <w:rStyle w:val="Hyperlink"/>
+          </w:rPr>
+          <w:t>Aibin</w:t>
+        </w:r>
+        <w:proofErr w:type="spellEnd"/>
+      </w:hyperlink>
+    </w:p>
+    <w:p>
+      <w:pPr>
+        <w:numPr>
+          <w:ilvl w:val="0"/>
+          <w:numId w:val="2"/>
+        </w:numPr>
+      </w:pPr>
+      <w:hyperlink r:id="rId10" w:history="1">
+        <w:r>
+          <w:rPr>
+            <w:rStyle w:val="Hyperlink"/>
+            <w:b/>
+            <w:bCs/>
+          </w:rPr>
+          <w:t>Core Java</w:t>
+        </w:r>
+      </w:hyperlink>
+    </w:p>
+    <w:p>
+      <w:pPr>
+        <w:numPr>
+          <w:ilvl w:val="0"/>
+          <w:numId w:val="3"/>
+        </w:numPr>
+      </w:pPr>
+      <w:hyperlink r:id="rId11" w:history="1">
+        <w:r>
+          <w:rPr>
+            <w:rStyle w:val="Hyperlink"/>
+            <w:b/>
+            <w:bCs/>
+          </w:rPr>
+          <w:t>&gt;= Java 11</w:t>
+        </w:r>
+      </w:hyperlink>
+    </w:p>
+    <w:p>
+      <w:r>
+        <w:t> </w:t>
+      </w:r>
+    </w:p>
+    <w:p>
+      <w:pPr>
+        <w:numPr>
+          <w:ilvl w:val="0"/>
+          <w:numId w:val="3"/>
+        </w:numPr>
+      </w:pPr>
+      <w:hyperlink r:id="rId12" w:history="1">
+        <w:r>
+          <w:rPr>
+            <w:rStyle w:val="Hyperlink"/>
+            <w:b/>
+            <w:bCs/>
+          </w:rPr>
+          <w:t>Definition</w:t>
+        </w:r>
+      </w:hyperlink>
+    </w:p>
+    <w:p>
+      <w:r>
+        <w:t> </w:t>
+      </w:r>
+    </w:p>
+    <w:p>
+      <w:pPr>
+        <w:numPr>
+          <w:ilvl w:val="0"/>
+          <w:numId w:val="3"/>
+        </w:numPr>
+      </w:pPr>
+      <w:hyperlink r:id="rId13" w:history="1">
+        <w:r>
+          <w:rPr>
+            <w:rStyle w:val="Hyperlink"/>
+            <w:b/>
+            <w:bCs/>
+          </w:rPr>
+          <w:t>Java Flight Recorder (JFR)</w:t>
+        </w:r>
+      </w:hyperlink>
+    </w:p>
+    <w:p>
+      <w:r>
+        <w:t> </w:t>
+      </w:r>
+    </w:p>
+    <w:p>
+      <w:pPr>
+        <w:numPr>
+          <w:ilvl w:val="0"/>
+          <w:numId w:val="3"/>
+        </w:numPr>
+      </w:pPr>
+      <w:hyperlink r:id="rId14" w:history="1">
+        <w:r>
+          <w:rPr>
+            <w:rStyle w:val="Hyperlink"/>
+            <w:b/>
+            <w:bCs/>
+          </w:rPr>
+          <w:t>Record</w:t>
+        </w:r>
+      </w:hyperlink>
+    </w:p>
+    <w:p>
+      <w:r>
+        <w:drawing>
+          <wp:inline distT="0" distB="0" distL="0" distR="0" wp14:anchorId="501BF38B" wp14:editId="4A4AE718">
+            <wp:extent cx="830580" cy="830580"/>
+            <wp:effectExtent l="0" t="0" r="7620" b="7620"/>
+            <wp:docPr id="1104912561" name="Picture 4" descr="announcement - icon"/>
+            <wp:cNvGraphicFramePr>
+              <a:graphicFrameLocks xmlns:a="http://schemas.openxmlformats.org/drawingml/2006/main" noChangeAspect="1"/>
+            </wp:cNvGraphicFramePr>
+            <a:graphic xmlns:a="http://schemas.openxmlformats.org/drawingml/2006/main">
+              <a:graphicData uri="http://schemas.openxmlformats.org/drawingml/2006/picture">
+                <pic:pic xmlns:pic="http://schemas.openxmlformats.org/drawingml/2006/picture">
+                  <pic:nvPicPr>
+                    <pic:cNvPr id="0" name="Picture 18" descr="announcement - icon"/>
+                    <pic:cNvPicPr>
+                      <a:picLocks noChangeAspect="1" noChangeArrowheads="1"/>
+                    </pic:cNvPicPr>
+                  </pic:nvPicPr>
+                  <pic:blipFill>
+                    <a:blip r:embed="rId15">
+                      <a:extLst>
+                        <a:ext uri="{28A0092B-C50C-407E-A947-70E740481C1C}">
+                          <a14:useLocalDpi xmlns:a14="http://schemas.microsoft.com/office/drawing/2010/main" val="0"/>
+                        </a:ext>
+                      </a:extLst>
+                    </a:blip>
+                    <a:srcRect/>
+                    <a:stretch>
+                      <a:fillRect/>
+                    </a:stretch>
+                  </pic:blipFill>
+                  <pic:spPr bwMode="auto">
+                    <a:xfrm>
+                      <a:off x="0" y="0"/>
+                      <a:ext cx="830580" cy="830580"/>
+                    </a:xfrm>
+                    <a:prstGeom prst="rect">
+                      <a:avLst/>
+                    </a:prstGeom>
+                    <a:noFill/>
+                    <a:ln>
+                      <a:noFill/>
+                    </a:ln>
+                  </pic:spPr>
+                </pic:pic>
+              </a:graphicData>
+            </a:graphic>
+          </wp:inline>
+        </w:drawing>
+      </w:r>
+    </w:p>
+    <w:p>
+      <w:r>
+        <w:t>Explore Spring Boot 3 and Spring 6 in-depth through building a full </w:t>
+      </w:r>
+      <w:r>
+        <w:rPr>
+          <w:i/>
+          <w:iCs/>
+        </w:rPr>
+        <w:t>REST API</w:t>
+      </w:r>
+      <w:r>
+        <w:t> with the framework:</w:t>
+      </w:r>
+    </w:p>
+    <w:p>
+      <w:hyperlink r:id="rId16" w:history="1">
+        <w:r>
+          <w:rPr>
+            <w:rStyle w:val="Hyperlink"/>
+            <w:b/>
+            <w:bCs/>
+          </w:rPr>
+          <w:t>&gt;&gt; The New “REST With Spring Boot”</w:t>
+        </w:r>
+      </w:hyperlink>
+    </w:p>
+    <w:p>
+      <w:hyperlink r:id="rId17" w:history="1">
+        <w:r>
+          <w:rPr>
+            <w:rStyle w:val="Hyperlink"/>
+          </w:rPr>
+          <w:t>This article is part of a series:</w:t>
+        </w:r>
+      </w:hyperlink>
+    </w:p>
+    <w:p>
+      <w:pPr>
+        <w:rPr>
+          <w:b/>
+          <w:bCs/>
+        </w:rPr>
+      </w:pPr>
+      <w:r>
+        <w:rPr>
+          <w:b/>
+          <w:bCs/>
+        </w:rPr>
+        <w:t>1. Overview</w:t>
+      </w:r>
+    </w:p>
+    <w:p>
+      <w:r>
+        <w:t>Java 14 released on March 17, 2020, exactly six months after </w:t>
+      </w:r>
+      <w:hyperlink r:id="rId18" w:history="1">
+        <w:r>
+          <w:rPr>
+            <w:rStyle w:val="Hyperlink"/>
+          </w:rPr>
+          <w:t>its previous version</w:t>
+        </w:r>
+      </w:hyperlink>
+      <w:r>
+        <w:t> as per Java’s new release cadence.</w:t>
+      </w:r>
+    </w:p>
+    <w:p>
+      <w:r>
+        <w:t>In this tutorial, </w:t>
+      </w:r>
+      <w:r>
+        <w:rPr>
+          <w:b/>
+          <w:bCs/>
+        </w:rPr>
+        <w:t>we’ll look at a summary of new and deprecated features of version 14 of the language</w:t>
+      </w:r>
+      <w:r>
+        <w:t>.</w:t>
+      </w:r>
+    </w:p>
+    <w:p>
+      <w:r>
+        <w:t>We also have more detailed articles </w:t>
+      </w:r>
+      <w:hyperlink r:id="rId19" w:history="1">
+        <w:r>
+          <w:rPr>
+            <w:rStyle w:val="Hyperlink"/>
+          </w:rPr>
+          <w:t>on Java 14</w:t>
+        </w:r>
+      </w:hyperlink>
+      <w:r>
+        <w:t> that offer an in-depth view of the new features.</w:t>
+      </w:r>
+    </w:p>
+    <w:p>
+      <w:pPr>
+        <w:rPr>
+          <w:b/>
+          <w:bCs/>
+        </w:rPr>
+      </w:pPr>
+      <w:r>
+        <w:rPr>
+          <w:b/>
+          <w:bCs/>
+        </w:rPr>
+        <w:t xml:space="preserve">2. Features Carried Over </w:t>
+      </w:r>
+      <w:proofErr w:type="gramStart"/>
+      <w:r>
+        <w:rPr>
+          <w:b/>
+          <w:bCs/>
+        </w:rPr>
+        <w:t>From</w:t>
+      </w:r>
+      <w:proofErr w:type="gramEnd"/>
+      <w:r>
+        <w:rPr>
+          <w:b/>
+          <w:bCs/>
+        </w:rPr>
+        <w:t xml:space="preserve"> Earlier Versions</w:t>
+      </w:r>
+    </w:p>
+    <w:p>
+      <w:r>
+        <w:t>A few features have been carried over in Java 14 from the previous version. Let’s look at them one by one.</w:t>
+      </w:r>
+    </w:p>
+    <w:p>
+      <w:pPr>
+        <w:rPr>
+          <w:b/>
+          <w:bCs/>
+        </w:rPr>
+      </w:pPr>
+      <w:r>
+        <w:rPr>
+          <w:b/>
+          <w:bCs/>
+        </w:rPr>
+        <w:t>2.1. Switch Expressions (</w:t>
+      </w:r>
+      <w:hyperlink r:id="rId20" w:history="1">
+        <w:r>
+          <w:rPr>
+            <w:rStyle w:val="Hyperlink"/>
+            <w:b/>
+            <w:bCs/>
+          </w:rPr>
+          <w:t>JEP 361</w:t>
+        </w:r>
+      </w:hyperlink>
+      <w:r>
+        <w:rPr>
+          <w:b/>
+          <w:bCs/>
+        </w:rPr>
+        <w:t>)</w:t>
+      </w:r>
+    </w:p>
+    <w:p>
+      <w:r>
+        <w:lastRenderedPageBreak/>
+        <w:t>These were first introduced as a preview feature in JDK 12, and even in Java 13, they continued as preview features only. But now, </w:t>
+      </w:r>
+      <w:hyperlink r:id="rId21" w:anchor="switch-expression" w:history="1">
+        <w:r>
+          <w:rPr>
+            <w:rStyle w:val="Hyperlink"/>
+            <w:b/>
+            <w:bCs/>
+          </w:rPr>
+          <w:t>switch expressions</w:t>
+        </w:r>
+      </w:hyperlink>
+      <w:r>
+        <w:rPr>
+          <w:b/>
+          <w:bCs/>
+        </w:rPr>
+        <w:t> have been standardized so that they are part and parcel of the development kit</w:t>
+      </w:r>
+      <w:r>
+        <w:t>.</w:t>
+      </w:r>
+    </w:p>
+    <w:p>
+      <w:r>
+        <w:t>What this effectively means is that this feature can now be used in production code, and not just in the preview mode to be experimented with by developers.</w:t>
+      </w:r>
+    </w:p>
+    <w:p>
+      <w:r>
+        <w:t>As a simple example, let’s consider a scenario where we’d designate days of the week as either weekday or weekend.</w:t>
+      </w:r>
+    </w:p>
+    <w:p>
+      <w:r>
+        <w:t>Prior to this enhancement, we’d have written it as:</w:t>
+      </w:r>
+    </w:p>
+    <w:p>
+      <w:proofErr w:type="spellStart"/>
+      <w:r>
+        <w:rPr>
+          <w:b/>
+          <w:bCs/>
+        </w:rPr>
+        <w:t>boolean</w:t>
+      </w:r>
+      <w:proofErr w:type="spellEnd"/>
+      <w:r>
+        <w:t xml:space="preserve"> </w:t>
+      </w:r>
+      <w:proofErr w:type="spellStart"/>
+      <w:r>
+        <w:t>isTodayHoliday</w:t>
+      </w:r>
+      <w:proofErr w:type="spellEnd"/>
+      <w:r>
+        <w:t>;</w:t>
+      </w:r>
+    </w:p>
+    <w:p>
+      <w:r>
+        <w:rPr>
+          <w:b/>
+          <w:bCs/>
+        </w:rPr>
+        <w:t>switch</w:t>
+      </w:r>
+      <w:r>
+        <w:t xml:space="preserve"> (day) {</w:t>
+      </w:r>
+    </w:p>
+    <w:p>
+      <w:r>
+        <w:t xml:space="preserve">    </w:t>
+      </w:r>
+      <w:r>
+        <w:rPr>
+          <w:b/>
+          <w:bCs/>
+        </w:rPr>
+        <w:t>case</w:t>
+      </w:r>
+      <w:r>
+        <w:t xml:space="preserve"> "MONDAY":</w:t>
+      </w:r>
+    </w:p>
+    <w:p>
+      <w:r>
+        <w:t xml:space="preserve">    </w:t>
+      </w:r>
+      <w:r>
+        <w:rPr>
+          <w:b/>
+          <w:bCs/>
+        </w:rPr>
+        <w:t>case</w:t>
+      </w:r>
+      <w:r>
+        <w:t xml:space="preserve"> "TUESDAY":</w:t>
+      </w:r>
+    </w:p>
+    <w:p>
+      <w:r>
+        <w:t xml:space="preserve">    </w:t>
+      </w:r>
+      <w:r>
+        <w:rPr>
+          <w:b/>
+          <w:bCs/>
+        </w:rPr>
+        <w:t>case</w:t>
+      </w:r>
+      <w:r>
+        <w:t xml:space="preserve"> "WEDNESDAY":</w:t>
+      </w:r>
+    </w:p>
+    <w:p>
+      <w:r>
+        <w:t xml:space="preserve">    </w:t>
+      </w:r>
+      <w:r>
+        <w:rPr>
+          <w:b/>
+          <w:bCs/>
+        </w:rPr>
+        <w:t>case</w:t>
+      </w:r>
+      <w:r>
+        <w:t xml:space="preserve"> "THURSDAY":</w:t>
+      </w:r>
+    </w:p>
+    <w:p>
+      <w:r>
+        <w:t xml:space="preserve">    </w:t>
+      </w:r>
+      <w:r>
+        <w:rPr>
+          <w:b/>
+          <w:bCs/>
+        </w:rPr>
+        <w:t>case</w:t>
+      </w:r>
+      <w:r>
+        <w:t xml:space="preserve"> "FRIDAY":</w:t>
+      </w:r>
+    </w:p>
+    <w:p>
+      <w:r>
+        <w:t xml:space="preserve">        </w:t>
+      </w:r>
+      <w:proofErr w:type="spellStart"/>
+      <w:r>
+        <w:t>isTodayHoliday</w:t>
+      </w:r>
+      <w:proofErr w:type="spellEnd"/>
+      <w:r>
+        <w:t xml:space="preserve"> = false;</w:t>
+      </w:r>
+    </w:p>
+    <w:p>
+      <w:r>
+        <w:t xml:space="preserve">        </w:t>
+      </w:r>
+      <w:r>
+        <w:rPr>
+          <w:b/>
+          <w:bCs/>
+        </w:rPr>
+        <w:t>break</w:t>
+      </w:r>
+      <w:r>
+        <w:t>;</w:t>
+      </w:r>
+    </w:p>
+    <w:p>
+      <w:r>
+        <w:t xml:space="preserve">    </w:t>
+      </w:r>
+      <w:r>
+        <w:rPr>
+          <w:b/>
+          <w:bCs/>
+        </w:rPr>
+        <w:t>case</w:t>
+      </w:r>
+      <w:r>
+        <w:t xml:space="preserve"> "SATURDAY":</w:t>
+      </w:r>
+    </w:p>
+    <w:p>
+      <w:r>
+        <w:t xml:space="preserve">    </w:t>
+      </w:r>
+      <w:r>
+        <w:rPr>
+          <w:b/>
+          <w:bCs/>
+        </w:rPr>
+        <w:t>case</w:t>
+      </w:r>
+      <w:r>
+        <w:t xml:space="preserve"> "SUNDAY":</w:t>
+      </w:r>
+    </w:p>
+    <w:p>
+      <w:r>
+        <w:t xml:space="preserve">        </w:t>
+      </w:r>
+      <w:proofErr w:type="spellStart"/>
+      <w:r>
+        <w:t>isTodayHoliday</w:t>
+      </w:r>
+      <w:proofErr w:type="spellEnd"/>
+      <w:r>
+        <w:t xml:space="preserve"> = true;</w:t>
+      </w:r>
+    </w:p>
+    <w:p>
+      <w:r>
+        <w:t xml:space="preserve">        </w:t>
+      </w:r>
+      <w:r>
+        <w:rPr>
+          <w:b/>
+          <w:bCs/>
+        </w:rPr>
+        <w:t>break</w:t>
+      </w:r>
+      <w:r>
+        <w:t>;</w:t>
+      </w:r>
+    </w:p>
+    <w:p>
+      <w:r>
+        <w:t xml:space="preserve">    </w:t>
+      </w:r>
+      <w:r>
+        <w:rPr>
+          <w:b/>
+          <w:bCs/>
+        </w:rPr>
+        <w:t>default</w:t>
+      </w:r>
+      <w:r>
+        <w:t>:</w:t>
+      </w:r>
+    </w:p>
+    <w:p>
+      <w:r>
+        <w:t xml:space="preserve">        </w:t>
+      </w:r>
+      <w:r>
+        <w:rPr>
+          <w:b/>
+          <w:bCs/>
+        </w:rPr>
+        <w:t>throw</w:t>
+      </w:r>
+      <w:r>
+        <w:t xml:space="preserve"> </w:t>
+      </w:r>
+      <w:r>
+        <w:rPr>
+          <w:b/>
+          <w:bCs/>
+        </w:rPr>
+        <w:t>new</w:t>
+      </w:r>
+      <w:r>
+        <w:t xml:space="preserve"> </w:t>
+      </w:r>
+      <w:proofErr w:type="spellStart"/>
+      <w:proofErr w:type="gramStart"/>
+      <w:r>
+        <w:rPr>
+          <w:b/>
+          <w:bCs/>
+        </w:rPr>
+        <w:t>IllegalArgumentException</w:t>
+      </w:r>
+      <w:proofErr w:type="spellEnd"/>
+      <w:r>
+        <w:t>(</w:t>
+      </w:r>
+      <w:proofErr w:type="gramEnd"/>
+      <w:r>
+        <w:t>"What's a " + day);</w:t>
+      </w:r>
+    </w:p>
+    <w:p>
+      <w:proofErr w:type="gramStart"/>
+      <w:r>
+        <w:t>}Copy</w:t>
+      </w:r>
+      <w:proofErr w:type="gramEnd"/>
+    </w:p>
+    <w:p>
+      <w:r>
+        <w:t>With switch expressions, we can write the same thing more succinctly:</w:t>
+      </w:r>
+    </w:p>
+    <w:p>
+      <w:proofErr w:type="spellStart"/>
+      <w:r>
+        <w:rPr>
+          <w:b/>
+          <w:bCs/>
+        </w:rPr>
+        <w:t>boolean</w:t>
+      </w:r>
+      <w:proofErr w:type="spellEnd"/>
+      <w:r>
+        <w:t xml:space="preserve"> </w:t>
+      </w:r>
+      <w:proofErr w:type="spellStart"/>
+      <w:r>
+        <w:t>isTodayHoliday</w:t>
+      </w:r>
+      <w:proofErr w:type="spellEnd"/>
+      <w:r>
+        <w:t xml:space="preserve"> = </w:t>
+      </w:r>
+      <w:r>
+        <w:rPr>
+          <w:b/>
+          <w:bCs/>
+        </w:rPr>
+        <w:t>switch</w:t>
+      </w:r>
+      <w:r>
+        <w:t xml:space="preserve"> (day) {</w:t>
+      </w:r>
+    </w:p>
+    <w:p>
+      <w:r>
+        <w:t xml:space="preserve">    </w:t>
+      </w:r>
+      <w:r>
+        <w:rPr>
+          <w:b/>
+          <w:bCs/>
+        </w:rPr>
+        <w:t>case</w:t>
+      </w:r>
+      <w:r>
+        <w:t xml:space="preserve"> "MONDAY", "TUESDAY", "WEDNESDAY", "THURSDAY", "FRIDAY" -&gt; false;</w:t>
+      </w:r>
+    </w:p>
+    <w:p>
+      <w:r>
+        <w:t xml:space="preserve">    </w:t>
+      </w:r>
+      <w:r>
+        <w:rPr>
+          <w:b/>
+          <w:bCs/>
+        </w:rPr>
+        <w:t>case</w:t>
+      </w:r>
+      <w:r>
+        <w:t xml:space="preserve"> "SATURDAY", "SUNDAY" -&gt; true;</w:t>
+      </w:r>
+    </w:p>
+    <w:p>
+      <w:r>
+        <w:t xml:space="preserve">    </w:t>
+      </w:r>
+      <w:r>
+        <w:rPr>
+          <w:b/>
+          <w:bCs/>
+        </w:rPr>
+        <w:t>default</w:t>
+      </w:r>
+      <w:r>
+        <w:t xml:space="preserve"> -&gt; </w:t>
+      </w:r>
+      <w:r>
+        <w:rPr>
+          <w:b/>
+          <w:bCs/>
+        </w:rPr>
+        <w:t>throw</w:t>
+      </w:r>
+      <w:r>
+        <w:t xml:space="preserve"> </w:t>
+      </w:r>
+      <w:r>
+        <w:rPr>
+          <w:b/>
+          <w:bCs/>
+        </w:rPr>
+        <w:t>new</w:t>
+      </w:r>
+      <w:r>
+        <w:t xml:space="preserve"> </w:t>
+      </w:r>
+      <w:proofErr w:type="spellStart"/>
+      <w:proofErr w:type="gramStart"/>
+      <w:r>
+        <w:rPr>
+          <w:b/>
+          <w:bCs/>
+        </w:rPr>
+        <w:t>IllegalArgumentException</w:t>
+      </w:r>
+      <w:proofErr w:type="spellEnd"/>
+      <w:r>
+        <w:t>(</w:t>
+      </w:r>
+      <w:proofErr w:type="gramEnd"/>
+      <w:r>
+        <w:t>"What's a " + day);</w:t>
+      </w:r>
+    </w:p>
+    <w:p>
+      <w:proofErr w:type="gramStart"/>
+      <w:r>
+        <w:lastRenderedPageBreak/>
+        <w:t>};Copy</w:t>
+      </w:r>
+      <w:proofErr w:type="gramEnd"/>
+    </w:p>
+    <w:p>
+      <w:pPr>
+        <w:rPr>
+          <w:b/>
+          <w:bCs/>
+        </w:rPr>
+      </w:pPr>
+      <w:r>
+        <w:rPr>
+          <w:b/>
+          <w:bCs/>
+        </w:rPr>
+        <w:t>2.2. Text Blocks (</w:t>
+      </w:r>
+      <w:hyperlink r:id="rId22" w:history="1">
+        <w:r>
+          <w:rPr>
+            <w:rStyle w:val="Hyperlink"/>
+            <w:b/>
+            <w:bCs/>
+          </w:rPr>
+          <w:t>JEP 368</w:t>
+        </w:r>
+      </w:hyperlink>
+      <w:r>
+        <w:rPr>
+          <w:b/>
+          <w:bCs/>
+        </w:rPr>
+        <w:t>)</w:t>
+      </w:r>
+    </w:p>
+    <w:p>
+      <w:hyperlink r:id="rId23" w:history="1">
+        <w:r>
+          <w:rPr>
+            <w:rStyle w:val="Hyperlink"/>
+          </w:rPr>
+          <w:t>Text blocks</w:t>
+        </w:r>
+      </w:hyperlink>
+      <w:r>
+        <w:t> continue their journey to getting a mainstream upgrade and are still available as preview features.</w:t>
+      </w:r>
+    </w:p>
+    <w:p>
+      <w:r>
+        <w:t>In addition to the capabilities from JDK 13 to make multiline strings easier to use, in their second preview, </w:t>
+      </w:r>
+      <w:r>
+        <w:rPr>
+          <w:b/>
+          <w:bCs/>
+        </w:rPr>
+        <w:t>text blocks now have two new escape sequences</w:t>
+      </w:r>
+      <w:r>
+        <w:t>:</w:t>
+      </w:r>
+    </w:p>
+    <w:p>
+      <w:pPr>
+        <w:numPr>
+          <w:ilvl w:val="0"/>
+          <w:numId w:val="4"/>
+        </w:numPr>
+      </w:pPr>
+      <w:r>
+        <w:t>\: to indicate the end of the line, so that a new line character is not introduced</w:t>
+      </w:r>
+    </w:p>
+    <w:p>
+      <w:pPr>
+        <w:numPr>
+          <w:ilvl w:val="0"/>
+          <w:numId w:val="4"/>
+        </w:numPr>
+      </w:pPr>
+      <w:r>
+        <w:t>\s: to indicate a single space</w:t>
+      </w:r>
+    </w:p>
+    <w:p>
+      <w:r>
+        <w:t>For example:</w:t>
+      </w:r>
+    </w:p>
+    <w:p>
+      <w:r>
+        <w:rPr>
+          <w:b/>
+          <w:bCs/>
+        </w:rPr>
+        <w:t>String</w:t>
+      </w:r>
+      <w:r>
+        <w:t xml:space="preserve"> multiline = "A quick brown fox jumps over a lazy dog; the lazy dog howls </w:t>
+      </w:r>
+      <w:proofErr w:type="spellStart"/>
+      <w:r>
+        <w:t>loudly.</w:t>
+      </w:r>
+      <w:proofErr w:type="gramStart"/>
+      <w:r>
+        <w:t>";Copy</w:t>
+      </w:r>
+      <w:proofErr w:type="spellEnd"/>
+      <w:proofErr w:type="gramEnd"/>
+    </w:p>
+    <w:p>
+      <w:r>
+        <w:t>can now be written as:</w:t>
+      </w:r>
+    </w:p>
+    <w:p>
+      <w:r>
+        <w:rPr>
+          <w:b/>
+          <w:bCs/>
+        </w:rPr>
+        <w:t>String</w:t>
+      </w:r>
+      <w:r>
+        <w:t xml:space="preserve"> multiline = """</w:t>
+      </w:r>
+    </w:p>
+    <w:p>
+      <w:r>
+        <w:t xml:space="preserve">    A quick brown fox jumps over a lazy dog; \</w:t>
+      </w:r>
+    </w:p>
+    <w:p>
+      <w:r>
+        <w:t xml:space="preserve">    the lazy dog howls </w:t>
+      </w:r>
+      <w:proofErr w:type="spellStart"/>
+      <w:r>
+        <w:t>loudly.""</w:t>
+      </w:r>
+      <w:proofErr w:type="gramStart"/>
+      <w:r>
+        <w:t>";Copy</w:t>
+      </w:r>
+      <w:proofErr w:type="spellEnd"/>
+      <w:proofErr w:type="gramEnd"/>
+    </w:p>
+    <w:p>
+      <w:r>
+        <w:t>This improves the readability of the sentence for a human eye but does not add a new line after </w:t>
+      </w:r>
+      <w:proofErr w:type="gramStart"/>
+      <w:r>
+        <w:rPr>
+          <w:i/>
+          <w:iCs/>
+        </w:rPr>
+        <w:t>dog;</w:t>
+      </w:r>
+      <w:r>
+        <w:t>.</w:t>
+      </w:r>
+      <w:proofErr w:type="gramEnd"/>
+    </w:p>
+    <w:p>
+      <w:pPr>
+        <w:rPr>
+          <w:b/>
+          <w:bCs/>
+        </w:rPr>
+      </w:pPr>
+      <w:r>
+        <w:rPr>
+          <w:b/>
+          <w:bCs/>
+        </w:rPr>
+        <w:t>3. New Preview Features</w:t>
+      </w:r>
+    </w:p>
+    <w:p>
+      <w:pPr>
+        <w:rPr>
+          <w:b/>
+          <w:bCs/>
+        </w:rPr>
+      </w:pPr>
+      <w:r>
+        <w:rPr>
+          <w:b/>
+          <w:bCs/>
+        </w:rPr>
+        <w:t>3.1. Pattern Matching for </w:t>
+      </w:r>
+      <w:proofErr w:type="spellStart"/>
+      <w:r>
+        <w:rPr>
+          <w:b/>
+          <w:bCs/>
+          <w:i/>
+          <w:iCs/>
+        </w:rPr>
+        <w:t>instanceof</w:t>
+      </w:r>
+      <w:proofErr w:type="spellEnd"/>
+      <w:r>
+        <w:rPr>
+          <w:b/>
+          <w:bCs/>
+        </w:rPr>
+        <w:t> (</w:t>
+      </w:r>
+      <w:hyperlink r:id="rId24" w:history="1">
+        <w:r>
+          <w:rPr>
+            <w:rStyle w:val="Hyperlink"/>
+            <w:b/>
+            <w:bCs/>
+          </w:rPr>
+          <w:t>JEP 305</w:t>
+        </w:r>
+      </w:hyperlink>
+      <w:r>
+        <w:rPr>
+          <w:b/>
+          <w:bCs/>
+        </w:rPr>
+        <w:t>)</w:t>
+      </w:r>
+      <w:r>
+        <w:rPr>
+          <w:b/>
+          <w:bCs/>
+          <w:i/>
+          <w:iCs/>
+        </w:rPr>
+        <w:t> </w:t>
+      </w:r>
+    </w:p>
+    <w:p>
+      <w:r>
+        <w:t>JDK 14 has introduced pattern matching for </w:t>
+      </w:r>
+      <w:proofErr w:type="spellStart"/>
+      <w:r>
+        <w:fldChar w:fldCharType="begin"/>
+      </w:r>
+      <w:r>
+        <w:instrText>HYPERLINK "https://www.baeldung.com/java-pattern-matching-instanceof"</w:instrText>
+      </w:r>
+      <w:r>
+        <w:fldChar w:fldCharType="separate"/>
+      </w:r>
+      <w:r>
+        <w:rPr>
+          <w:rStyle w:val="Hyperlink"/>
+          <w:i/>
+          <w:iCs/>
+        </w:rPr>
+        <w:t>instanceof</w:t>
+      </w:r>
+      <w:proofErr w:type="spellEnd"/>
+      <w:r>
+        <w:fldChar w:fldCharType="end"/>
+      </w:r>
+      <w:r>
+        <w:t> with the aim of eliminating boilerplate code and make the developer’s life a little bit easy.</w:t>
+      </w:r>
+    </w:p>
+    <w:p>
+      <w:r>
+        <w:t>To understand this, let’s consider a simple example.</w:t>
+      </w:r>
+    </w:p>
+    <w:p>
+      <w:r>
+        <w:t>Before this feature, we wrote:</w:t>
+      </w:r>
+    </w:p>
+    <w:p>
+      <w:r>
+        <w:rPr>
+          <w:b/>
+          <w:bCs/>
+        </w:rPr>
+        <w:t>if</w:t>
+      </w:r>
+      <w:r>
+        <w:t xml:space="preserve"> (</w:t>
+      </w:r>
+      <w:proofErr w:type="spellStart"/>
+      <w:r>
+        <w:t>obj</w:t>
+      </w:r>
+      <w:proofErr w:type="spellEnd"/>
+      <w:r>
+        <w:t xml:space="preserve"> </w:t>
+      </w:r>
+      <w:proofErr w:type="spellStart"/>
+      <w:r>
+        <w:rPr>
+          <w:b/>
+          <w:bCs/>
+        </w:rPr>
+        <w:t>instanceof</w:t>
+      </w:r>
+      <w:proofErr w:type="spellEnd"/>
+      <w:r>
+        <w:t xml:space="preserve"> String) {</w:t>
+      </w:r>
+    </w:p>
+    <w:p>
+      <w:r>
+        <w:t xml:space="preserve">    </w:t>
+      </w:r>
+      <w:r>
+        <w:rPr>
+          <w:b/>
+          <w:bCs/>
+        </w:rPr>
+        <w:t>String</w:t>
+      </w:r>
+      <w:r>
+        <w:t xml:space="preserve"> str = (String) </w:t>
+      </w:r>
+      <w:proofErr w:type="spellStart"/>
+      <w:r>
+        <w:t>obj</w:t>
+      </w:r>
+      <w:proofErr w:type="spellEnd"/>
+      <w:r>
+        <w:t>;</w:t>
+      </w:r>
+    </w:p>
+    <w:p>
+      <w:r>
+        <w:t xml:space="preserve">    </w:t>
+      </w:r>
+      <w:r>
+        <w:rPr>
+          <w:b/>
+          <w:bCs/>
+        </w:rPr>
+        <w:t>int</w:t>
+      </w:r>
+      <w:r>
+        <w:t xml:space="preserve"> </w:t>
+      </w:r>
+      <w:proofErr w:type="spellStart"/>
+      <w:r>
+        <w:t>len</w:t>
+      </w:r>
+      <w:proofErr w:type="spellEnd"/>
+      <w:r>
+        <w:t xml:space="preserve"> = </w:t>
+      </w:r>
+      <w:proofErr w:type="spellStart"/>
+      <w:proofErr w:type="gramStart"/>
+      <w:r>
+        <w:t>str.length</w:t>
+      </w:r>
+      <w:proofErr w:type="spellEnd"/>
+      <w:proofErr w:type="gramEnd"/>
+      <w:r>
+        <w:t>();</w:t>
+      </w:r>
+    </w:p>
+    <w:p>
+      <w:r>
+        <w:t xml:space="preserve">    // ...</w:t>
+      </w:r>
+    </w:p>
+    <w:p>
+      <w:proofErr w:type="gramStart"/>
+      <w:r>
+        <w:t>}Copy</w:t>
+      </w:r>
+      <w:proofErr w:type="gramEnd"/>
+    </w:p>
+    <w:p>
+      <w:r>
+        <w:t>Now, we don’t need as much code to start using </w:t>
+      </w:r>
+      <w:proofErr w:type="spellStart"/>
+      <w:r>
+        <w:rPr>
+          <w:i/>
+          <w:iCs/>
+        </w:rPr>
+        <w:t>obj</w:t>
+      </w:r>
+      <w:proofErr w:type="spellEnd"/>
+      <w:r>
+        <w:t> as String:</w:t>
+      </w:r>
+    </w:p>
+    <w:p>
+      <w:r>
+        <w:rPr>
+          <w:b/>
+          <w:bCs/>
+        </w:rPr>
+        <w:lastRenderedPageBreak/>
+        <w:t>if</w:t>
+      </w:r>
+      <w:r>
+        <w:t xml:space="preserve"> (</w:t>
+      </w:r>
+      <w:proofErr w:type="spellStart"/>
+      <w:r>
+        <w:t>obj</w:t>
+      </w:r>
+      <w:proofErr w:type="spellEnd"/>
+      <w:r>
+        <w:t xml:space="preserve"> </w:t>
+      </w:r>
+      <w:proofErr w:type="spellStart"/>
+      <w:r>
+        <w:rPr>
+          <w:b/>
+          <w:bCs/>
+        </w:rPr>
+        <w:t>instanceof</w:t>
+      </w:r>
+      <w:proofErr w:type="spellEnd"/>
+      <w:r>
+        <w:t xml:space="preserve"> String str) {</w:t>
+      </w:r>
+    </w:p>
+    <w:p>
+      <w:r>
+        <w:t xml:space="preserve">    </w:t>
+      </w:r>
+      <w:r>
+        <w:rPr>
+          <w:b/>
+          <w:bCs/>
+        </w:rPr>
+        <w:t>int</w:t>
+      </w:r>
+      <w:r>
+        <w:t xml:space="preserve"> </w:t>
+      </w:r>
+      <w:proofErr w:type="spellStart"/>
+      <w:r>
+        <w:t>len</w:t>
+      </w:r>
+      <w:proofErr w:type="spellEnd"/>
+      <w:r>
+        <w:t xml:space="preserve"> = </w:t>
+      </w:r>
+      <w:proofErr w:type="spellStart"/>
+      <w:proofErr w:type="gramStart"/>
+      <w:r>
+        <w:t>str.length</w:t>
+      </w:r>
+      <w:proofErr w:type="spellEnd"/>
+      <w:proofErr w:type="gramEnd"/>
+      <w:r>
+        <w:t>();</w:t>
+      </w:r>
+    </w:p>
+    <w:p>
+      <w:r>
+        <w:t xml:space="preserve">    // ...</w:t>
+      </w:r>
+    </w:p>
+    <w:p>
+      <w:proofErr w:type="gramStart"/>
+      <w:r>
+        <w:t>}Copy</w:t>
+      </w:r>
+      <w:proofErr w:type="gramEnd"/>
+    </w:p>
+    <w:p>
+      <w:r>
+        <w:t>In future releases, </w:t>
+      </w:r>
+      <w:r>
+        <w:rPr>
+          <w:b/>
+          <w:bCs/>
+        </w:rPr>
+        <w:t>Java is going to come up with pattern matching for other constructs such as a </w:t>
+      </w:r>
+      <w:r>
+        <w:rPr>
+          <w:b/>
+          <w:bCs/>
+          <w:i/>
+          <w:iCs/>
+        </w:rPr>
+        <w:t>switch</w:t>
+      </w:r>
+      <w:r>
+        <w:t>.</w:t>
+      </w:r>
+    </w:p>
+    <w:p>
+      <w:pPr>
+        <w:rPr>
+          <w:b/>
+          <w:bCs/>
+        </w:rPr>
+      </w:pPr>
+      <w:r>
+        <w:rPr>
+          <w:b/>
+          <w:bCs/>
+        </w:rPr>
+        <w:t>3.2. Records (</w:t>
+      </w:r>
+      <w:hyperlink r:id="rId25" w:history="1">
+        <w:r>
+          <w:rPr>
+            <w:rStyle w:val="Hyperlink"/>
+            <w:b/>
+            <w:bCs/>
+          </w:rPr>
+          <w:t>JEP 359</w:t>
+        </w:r>
+      </w:hyperlink>
+      <w:r>
+        <w:rPr>
+          <w:b/>
+          <w:bCs/>
+        </w:rPr>
+        <w:t>)</w:t>
+      </w:r>
+    </w:p>
+    <w:p>
+      <w:hyperlink r:id="rId26" w:history="1">
+        <w:r>
+          <w:rPr>
+            <w:rStyle w:val="Hyperlink"/>
+          </w:rPr>
+          <w:t>Records</w:t>
+        </w:r>
+      </w:hyperlink>
+      <w:r>
+        <w:t> were introduced to reduce repetitive boilerplate code in data model POJOs. </w:t>
+      </w:r>
+      <w:r>
+        <w:rPr>
+          <w:b/>
+          <w:bCs/>
+        </w:rPr>
+        <w:t>They simplify day to day development, improve efficiency and greatly minimize the risk of human error</w:t>
+      </w:r>
+      <w:r>
+        <w:t>.</w:t>
+      </w:r>
+    </w:p>
+    <w:p>
+      <w:r>
+        <w:t>For example, a data model for a </w:t>
+      </w:r>
+      <w:r>
+        <w:rPr>
+          <w:i/>
+          <w:iCs/>
+        </w:rPr>
+        <w:t>User</w:t>
+      </w:r>
+      <w:r>
+        <w:t> with an </w:t>
+      </w:r>
+      <w:r>
+        <w:rPr>
+          <w:i/>
+          <w:iCs/>
+        </w:rPr>
+        <w:t>id</w:t>
+      </w:r>
+      <w:r>
+        <w:t> and </w:t>
+      </w:r>
+      <w:r>
+        <w:rPr>
+          <w:i/>
+          <w:iCs/>
+        </w:rPr>
+        <w:t>password</w:t>
+      </w:r>
+      <w:r>
+        <w:t> can be simply defined as:</w:t>
+      </w:r>
+    </w:p>
+    <w:p>
+      <w:r>
+        <w:rPr>
+          <w:b/>
+          <w:bCs/>
+        </w:rPr>
+        <w:t>public</w:t>
+      </w:r>
+      <w:r>
+        <w:t xml:space="preserve"> </w:t>
+      </w:r>
+      <w:r>
+        <w:rPr>
+          <w:b/>
+          <w:bCs/>
+        </w:rPr>
+        <w:t>record</w:t>
+      </w:r>
+      <w:r>
+        <w:t xml:space="preserve"> </w:t>
+      </w:r>
+      <w:proofErr w:type="gramStart"/>
+      <w:r>
+        <w:rPr>
+          <w:b/>
+          <w:bCs/>
+        </w:rPr>
+        <w:t>User</w:t>
+      </w:r>
+      <w:r>
+        <w:t>(</w:t>
+      </w:r>
+      <w:proofErr w:type="gramEnd"/>
+      <w:r>
+        <w:rPr>
+          <w:b/>
+          <w:bCs/>
+        </w:rPr>
+        <w:t>int</w:t>
+      </w:r>
+      <w:r>
+        <w:t xml:space="preserve"> id, String password) </w:t>
+      </w:r>
+      <w:proofErr w:type="gramStart"/>
+      <w:r>
+        <w:t>{ };Copy</w:t>
+      </w:r>
+      <w:proofErr w:type="gramEnd"/>
+    </w:p>
+    <w:p>
+      <w:r>
+        <w:t>As we can see, </w:t>
+      </w:r>
+      <w:r>
+        <w:rPr>
+          <w:b/>
+          <w:bCs/>
+        </w:rPr>
+        <w:t>we are making use of a new keyword, </w:t>
+      </w:r>
+      <w:r>
+        <w:rPr>
+          <w:b/>
+          <w:bCs/>
+          <w:i/>
+          <w:iCs/>
+        </w:rPr>
+        <w:t>record,</w:t>
+      </w:r>
+      <w:r>
+        <w:rPr>
+          <w:b/>
+          <w:bCs/>
+        </w:rPr>
+        <w:t> here</w:t>
+      </w:r>
+      <w:r>
+        <w:t>. This simple declaration will automatically add a constructor, getters, </w:t>
+      </w:r>
+      <w:r>
+        <w:rPr>
+          <w:i/>
+          <w:iCs/>
+        </w:rPr>
+        <w:t>equals</w:t>
+      </w:r>
+      <w:r>
+        <w:t>, </w:t>
+      </w:r>
+      <w:proofErr w:type="spellStart"/>
+      <w:r>
+        <w:rPr>
+          <w:i/>
+          <w:iCs/>
+        </w:rPr>
+        <w:t>hashCode</w:t>
+      </w:r>
+      <w:proofErr w:type="spellEnd"/>
+      <w:r>
+        <w:t> and </w:t>
+      </w:r>
+      <w:proofErr w:type="spellStart"/>
+      <w:r>
+        <w:rPr>
+          <w:i/>
+          <w:iCs/>
+        </w:rPr>
+        <w:t>toString</w:t>
+      </w:r>
+      <w:proofErr w:type="spellEnd"/>
+      <w:r>
+        <w:t> methods for us.</w:t>
+      </w:r>
+    </w:p>
+    <w:p>
+      <w:r>
+        <w:t>Let’s see this in action with a JUnit:</w:t>
+      </w:r>
+    </w:p>
+    <w:p>
+      <w:r>
+        <w:rPr>
+          <w:b/>
+          <w:bCs/>
+        </w:rPr>
+        <w:t>private</w:t>
+      </w:r>
+      <w:r>
+        <w:t xml:space="preserve"> </w:t>
+      </w:r>
+      <w:r>
+        <w:rPr>
+          <w:b/>
+          <w:bCs/>
+        </w:rPr>
+        <w:t>User</w:t>
+      </w:r>
+      <w:r>
+        <w:t xml:space="preserve"> user1 = </w:t>
+      </w:r>
+      <w:r>
+        <w:rPr>
+          <w:b/>
+          <w:bCs/>
+        </w:rPr>
+        <w:t>new</w:t>
+      </w:r>
+      <w:r>
+        <w:t xml:space="preserve"> </w:t>
+      </w:r>
+      <w:proofErr w:type="gramStart"/>
+      <w:r>
+        <w:rPr>
+          <w:b/>
+          <w:bCs/>
+        </w:rPr>
+        <w:t>User</w:t>
+      </w:r>
+      <w:r>
+        <w:t>(</w:t>
+      </w:r>
+      <w:proofErr w:type="gramEnd"/>
+      <w:r>
+        <w:t>0, "</w:t>
+      </w:r>
+      <w:proofErr w:type="spellStart"/>
+      <w:r>
+        <w:t>UserOne</w:t>
+      </w:r>
+      <w:proofErr w:type="spellEnd"/>
+      <w:r>
+        <w:t>");</w:t>
+      </w:r>
+    </w:p>
+    <w:p/>
+    <w:p>
+      <w:r>
+        <w:t>@Test</w:t>
+      </w:r>
+    </w:p>
+    <w:p>
+      <w:r>
+        <w:rPr>
+          <w:b/>
+          <w:bCs/>
+        </w:rPr>
+        <w:t>public</w:t>
+      </w:r>
+      <w:r>
+        <w:t xml:space="preserve"> </w:t>
+      </w:r>
+      <w:r>
+        <w:rPr>
+          <w:b/>
+          <w:bCs/>
+        </w:rPr>
+        <w:t>void</w:t>
+      </w:r>
+      <w:r>
+        <w:t xml:space="preserve"> </w:t>
+      </w:r>
+      <w:r>
+        <w:rPr>
+          <w:b/>
+          <w:bCs/>
+        </w:rPr>
+        <w:t>givenRecord_whenObjInitialized_</w:t>
+      </w:r>
+      <w:proofErr w:type="gramStart"/>
+      <w:r>
+        <w:rPr>
+          <w:b/>
+          <w:bCs/>
+        </w:rPr>
+        <w:t>thenValuesCanBeFetchedWithGetters</w:t>
+      </w:r>
+      <w:r>
+        <w:t>(</w:t>
+      </w:r>
+      <w:proofErr w:type="gramEnd"/>
+      <w:r>
+        <w:t>) {</w:t>
+      </w:r>
+    </w:p>
+    <w:p>
+      <w:r>
+        <w:t xml:space="preserve">    </w:t>
+      </w:r>
+      <w:proofErr w:type="spellStart"/>
+      <w:proofErr w:type="gramStart"/>
+      <w:r>
+        <w:t>assertEquals</w:t>
+      </w:r>
+      <w:proofErr w:type="spellEnd"/>
+      <w:r>
+        <w:t>(</w:t>
+      </w:r>
+      <w:proofErr w:type="gramEnd"/>
+      <w:r>
+        <w:t xml:space="preserve">0, </w:t>
+      </w:r>
+      <w:proofErr w:type="gramStart"/>
+      <w:r>
+        <w:t>user1.id(</w:t>
+      </w:r>
+      <w:proofErr w:type="gramEnd"/>
+      <w:r>
+        <w:t>));</w:t>
+      </w:r>
+    </w:p>
+    <w:p>
+      <w:r>
+        <w:t xml:space="preserve">    </w:t>
+      </w:r>
+      <w:proofErr w:type="spellStart"/>
+      <w:proofErr w:type="gramStart"/>
+      <w:r>
+        <w:t>assertEquals</w:t>
+      </w:r>
+      <w:proofErr w:type="spellEnd"/>
+      <w:r>
+        <w:t>(</w:t>
+      </w:r>
+      <w:proofErr w:type="gramEnd"/>
+      <w:r>
+        <w:t>"</w:t>
+      </w:r>
+      <w:proofErr w:type="spellStart"/>
+      <w:r>
+        <w:t>UserOne</w:t>
+      </w:r>
+      <w:proofErr w:type="spellEnd"/>
+      <w:r>
+        <w:t>", user1.password());</w:t>
+      </w:r>
+    </w:p>
+    <w:p>
+      <w:r>
+        <w:t>}</w:t>
+      </w:r>
+    </w:p>
+    <w:p/>
+    <w:p>
+      <w:r>
+        <w:t>@Test</w:t>
+      </w:r>
+    </w:p>
+    <w:p>
+      <w:r>
+        <w:rPr>
+          <w:b/>
+          <w:bCs/>
+        </w:rPr>
+        <w:t>public</w:t>
+      </w:r>
+      <w:r>
+        <w:t xml:space="preserve"> </w:t>
+      </w:r>
+      <w:r>
+        <w:rPr>
+          <w:b/>
+          <w:bCs/>
+        </w:rPr>
+        <w:t>void</w:t>
+      </w:r>
+      <w:r>
+        <w:t xml:space="preserve"> </w:t>
+      </w:r>
+      <w:proofErr w:type="spellStart"/>
+      <w:r>
+        <w:rPr>
+          <w:b/>
+          <w:bCs/>
+        </w:rPr>
+        <w:t>whenRecord_</w:t>
+      </w:r>
+      <w:proofErr w:type="gramStart"/>
+      <w:r>
+        <w:rPr>
+          <w:b/>
+          <w:bCs/>
+        </w:rPr>
+        <w:t>thenEqualsImplemented</w:t>
+      </w:r>
+      <w:proofErr w:type="spellEnd"/>
+      <w:r>
+        <w:t>(</w:t>
+      </w:r>
+      <w:proofErr w:type="gramEnd"/>
+      <w:r>
+        <w:t>) {</w:t>
+      </w:r>
+    </w:p>
+    <w:p>
+      <w:r>
+        <w:t xml:space="preserve">    </w:t>
+      </w:r>
+      <w:r>
+        <w:rPr>
+          <w:b/>
+          <w:bCs/>
+        </w:rPr>
+        <w:t>User</w:t>
+      </w:r>
+      <w:r>
+        <w:t xml:space="preserve"> user2 = user1;</w:t>
+      </w:r>
+    </w:p>
+    <w:p>
+      <w:r>
+        <w:t xml:space="preserve">    </w:t>
+      </w:r>
+      <w:proofErr w:type="spellStart"/>
+      <w:proofErr w:type="gramStart"/>
+      <w:r>
+        <w:t>assertTrue</w:t>
+      </w:r>
+      <w:proofErr w:type="spellEnd"/>
+      <w:r>
+        <w:t>(</w:t>
+      </w:r>
+      <w:proofErr w:type="gramEnd"/>
+      <w:r>
+        <w:t>user1, user2);</w:t>
+      </w:r>
+    </w:p>
+    <w:p>
+      <w:r>
+        <w:t>}</w:t>
+      </w:r>
+    </w:p>
+    <w:p/>
+    <w:p>
+      <w:r>
+        <w:t>@Test</w:t>
+      </w:r>
+    </w:p>
+    <w:p>
+      <w:r>
+        <w:rPr>
+          <w:b/>
+          <w:bCs/>
+        </w:rPr>
+        <w:t>public</w:t>
+      </w:r>
+      <w:r>
+        <w:t xml:space="preserve"> </w:t>
+      </w:r>
+      <w:r>
+        <w:rPr>
+          <w:b/>
+          <w:bCs/>
+        </w:rPr>
+        <w:t>void</w:t>
+      </w:r>
+      <w:r>
+        <w:t xml:space="preserve"> </w:t>
+      </w:r>
+      <w:proofErr w:type="spellStart"/>
+      <w:r>
+        <w:rPr>
+          <w:b/>
+          <w:bCs/>
+        </w:rPr>
+        <w:t>whenRecord_</w:t>
+      </w:r>
+      <w:proofErr w:type="gramStart"/>
+      <w:r>
+        <w:rPr>
+          <w:b/>
+          <w:bCs/>
+        </w:rPr>
+        <w:t>thenToStringImplemented</w:t>
+      </w:r>
+      <w:proofErr w:type="spellEnd"/>
+      <w:r>
+        <w:t>(</w:t>
+      </w:r>
+      <w:proofErr w:type="gramEnd"/>
+      <w:r>
+        <w:t>) {</w:t>
+      </w:r>
+    </w:p>
+    <w:p>
+      <w:r>
+        <w:t xml:space="preserve">    </w:t>
+      </w:r>
+      <w:proofErr w:type="spellStart"/>
+      <w:proofErr w:type="gramStart"/>
+      <w:r>
+        <w:t>assertTrue</w:t>
+      </w:r>
+      <w:proofErr w:type="spellEnd"/>
+      <w:r>
+        <w:t>(</w:t>
+      </w:r>
+      <w:proofErr w:type="gramEnd"/>
+      <w:r>
+        <w:t>user1.toString(</w:t>
+      </w:r>
+      <w:proofErr w:type="gramStart"/>
+      <w:r>
+        <w:t>).contains</w:t>
+      </w:r>
+      <w:proofErr w:type="gramEnd"/>
+      <w:r>
+        <w:t>("</w:t>
+      </w:r>
+      <w:proofErr w:type="spellStart"/>
+      <w:r>
+        <w:t>UserOne</w:t>
+      </w:r>
+      <w:proofErr w:type="spellEnd"/>
+      <w:r>
+        <w:t>"));</w:t>
+      </w:r>
+    </w:p>
+    <w:p>
+      <w:proofErr w:type="gramStart"/>
+      <w:r>
+        <w:t>}Copy</w:t>
+      </w:r>
+      <w:proofErr w:type="gramEnd"/>
+    </w:p>
+    <w:p>
+      <w:pPr>
+        <w:rPr>
+          <w:b/>
+          <w:bCs/>
+        </w:rPr>
+      </w:pPr>
+      <w:r>
+        <w:rPr>
+          <w:b/>
+          <w:bCs/>
+        </w:rPr>
+        <w:t>4. New Production Features</w:t>
+      </w:r>
+    </w:p>
+    <w:p>
+      <w:r>
+        <w:t>Along with the two new preview features, Java 14 has also shipped a concrete production-ready one.</w:t>
+      </w:r>
+    </w:p>
+    <w:p>
+      <w:pPr>
+        <w:rPr>
+          <w:b/>
+          <w:bCs/>
+        </w:rPr>
+      </w:pPr>
+      <w:r>
+        <w:rPr>
+          <w:b/>
+          <w:bCs/>
+        </w:rPr>
+        <w:t>4.1. Helpful </w:t>
+      </w:r>
+      <w:proofErr w:type="spellStart"/>
+      <w:r>
+        <w:rPr>
+          <w:b/>
+          <w:bCs/>
+          <w:i/>
+          <w:iCs/>
+        </w:rPr>
+        <w:t>NullPointerExceptions</w:t>
+      </w:r>
+      <w:proofErr w:type="spellEnd"/>
+      <w:r>
+        <w:rPr>
+          <w:b/>
+          <w:bCs/>
+        </w:rPr>
+        <w:t> (</w:t>
+      </w:r>
+      <w:hyperlink r:id="rId27" w:history="1">
+        <w:r>
+          <w:rPr>
+            <w:rStyle w:val="Hyperlink"/>
+            <w:b/>
+            <w:bCs/>
+          </w:rPr>
+          <w:t>JEP 358</w:t>
+        </w:r>
+      </w:hyperlink>
+      <w:r>
+        <w:rPr>
+          <w:b/>
+          <w:bCs/>
+        </w:rPr>
+        <w:t>)</w:t>
+      </w:r>
+    </w:p>
+    <w:p>
+      <w:r>
+        <w:t>Previously, the stack trace for a </w:t>
+      </w:r>
+      <w:proofErr w:type="spellStart"/>
+      <w:r>
+        <w:rPr>
+          <w:i/>
+          <w:iCs/>
+        </w:rPr>
+        <w:t>NullPointerException</w:t>
+      </w:r>
+      <w:proofErr w:type="spellEnd"/>
+      <w:r>
+        <w:t> didn’t have much of a story to tell except that some value was null at a given line in a given file.</w:t>
+      </w:r>
+    </w:p>
+    <w:p>
+      <w:r>
+        <w:t>Though useful, this information only suggested a line to debug instead of painting the whole picture for a developer to understand, just by looking at the log.</w:t>
+      </w:r>
+    </w:p>
+    <w:p>
+      <w:r>
+        <w:rPr>
+          <w:b/>
+          <w:bCs/>
+        </w:rPr>
+        <w:t>Now Java has </w:t>
+      </w:r>
+      <w:hyperlink r:id="rId28" w:history="1">
+        <w:r>
+          <w:rPr>
+            <w:rStyle w:val="Hyperlink"/>
+            <w:b/>
+            <w:bCs/>
+          </w:rPr>
+          <w:t>made this easier</w:t>
+        </w:r>
+      </w:hyperlink>
+      <w:r>
+        <w:rPr>
+          <w:b/>
+          <w:bCs/>
+        </w:rPr>
+        <w:t> by adding the capability to point out what exactly was </w:t>
+      </w:r>
+      <w:r>
+        <w:rPr>
+          <w:b/>
+          <w:bCs/>
+          <w:i/>
+          <w:iCs/>
+        </w:rPr>
+        <w:t>null</w:t>
+      </w:r>
+      <w:r>
+        <w:rPr>
+          <w:b/>
+          <w:bCs/>
+        </w:rPr>
+        <w:t> in a given line of code</w:t>
+      </w:r>
+      <w:r>
+        <w:t>.</w:t>
+      </w:r>
+    </w:p>
+    <w:p>
+      <w:r>
+        <w:t>For example, consider this simple snippet:</w:t>
+      </w:r>
+    </w:p>
+    <w:p>
+      <w:proofErr w:type="gramStart"/>
+      <w:r>
+        <w:rPr>
+          <w:b/>
+          <w:bCs/>
+        </w:rPr>
+        <w:t>int</w:t>
+      </w:r>
+      <w:r>
+        <w:t>[</w:t>
+      </w:r>
+      <w:proofErr w:type="gramEnd"/>
+      <w:r>
+        <w:t xml:space="preserve">] </w:t>
+      </w:r>
+      <w:proofErr w:type="spellStart"/>
+      <w:r>
+        <w:t>arr</w:t>
+      </w:r>
+      <w:proofErr w:type="spellEnd"/>
+      <w:r>
+        <w:t xml:space="preserve"> = null;</w:t>
+      </w:r>
+    </w:p>
+    <w:p>
+      <w:proofErr w:type="spellStart"/>
+      <w:proofErr w:type="gramStart"/>
+      <w:r>
+        <w:t>arr</w:t>
+      </w:r>
+      <w:proofErr w:type="spellEnd"/>
+      <w:r>
+        <w:t>[</w:t>
+      </w:r>
+      <w:proofErr w:type="gramEnd"/>
+      <w:r>
+        <w:t xml:space="preserve">0] = </w:t>
+      </w:r>
+      <w:proofErr w:type="gramStart"/>
+      <w:r>
+        <w:t>1;Copy</w:t>
+      </w:r>
+      <w:proofErr w:type="gramEnd"/>
+    </w:p>
+    <w:p>
+      <w:r>
+        <w:t>Earlier, on running this code, the log would say:</w:t>
+      </w:r>
+    </w:p>
+    <w:p>
+      <w:r>
+        <w:t xml:space="preserve">Exception in thread "main" </w:t>
+      </w:r>
+      <w:proofErr w:type="spellStart"/>
+      <w:proofErr w:type="gramStart"/>
+      <w:r>
+        <w:t>java.lang</w:t>
+      </w:r>
+      <w:proofErr w:type="gramEnd"/>
+      <w:r>
+        <w:t>.NullPointerException</w:t>
+      </w:r>
+      <w:proofErr w:type="spellEnd"/>
+    </w:p>
+    <w:p>
+      <w:r>
+        <w:t xml:space="preserve">at </w:t>
+      </w:r>
+      <w:proofErr w:type="spellStart"/>
+      <w:proofErr w:type="gramStart"/>
+      <w:r>
+        <w:t>com.baeldung</w:t>
+      </w:r>
+      <w:proofErr w:type="gramEnd"/>
+      <w:r>
+        <w:t>.MyClass.main</w:t>
+      </w:r>
+      <w:proofErr w:type="spellEnd"/>
+      <w:r>
+        <w:t>(MyClass.java:</w:t>
+      </w:r>
+      <w:proofErr w:type="gramStart"/>
+      <w:r>
+        <w:t>27)Copy</w:t>
+      </w:r>
+      <w:proofErr w:type="gramEnd"/>
+    </w:p>
+    <w:p>
+      <w:r>
+        <w:t>But now, given the same scenario, the log might say:</w:t>
+      </w:r>
+    </w:p>
+    <w:p>
+      <w:proofErr w:type="spellStart"/>
+      <w:proofErr w:type="gramStart"/>
+      <w:r>
+        <w:t>java.lang</w:t>
+      </w:r>
+      <w:proofErr w:type="gramEnd"/>
+      <w:r>
+        <w:t>.NullPointerException</w:t>
+      </w:r>
+      <w:proofErr w:type="spellEnd"/>
+      <w:r>
+        <w:t xml:space="preserve">: Cannot store to int array because "a" is </w:t>
+      </w:r>
+      <w:proofErr w:type="spellStart"/>
+      <w:r>
+        <w:t>nullCopy</w:t>
+      </w:r>
+      <w:proofErr w:type="spellEnd"/>
+    </w:p>
+    <w:p>
+      <w:r>
+        <w:t>As we can see, now we know precisely which variable caused the exception.</w:t>
+      </w:r>
+    </w:p>
+    <w:p>
+      <w:pPr>
+        <w:rPr>
+          <w:b/>
+          <w:bCs/>
+        </w:rPr>
+      </w:pPr>
+      <w:r>
+        <w:rPr>
+          <w:b/>
+          <w:bCs/>
+        </w:rPr>
+        <w:t>5. Incubating Features</w:t>
+      </w:r>
+    </w:p>
+    <w:p>
+      <w:r>
+        <w:t>These are the non-final APIs and tools that the Java team comes up with, and provides us for experimentation. They are different from preview features and are provided as separate modules in the package </w:t>
+      </w:r>
+      <w:proofErr w:type="spellStart"/>
+      <w:proofErr w:type="gramStart"/>
+      <w:r>
+        <w:rPr>
+          <w:i/>
+          <w:iCs/>
+        </w:rPr>
+        <w:t>jdk.incubator</w:t>
+      </w:r>
+      <w:proofErr w:type="spellEnd"/>
+      <w:proofErr w:type="gramEnd"/>
+      <w:r>
+        <w:t>.</w:t>
+      </w:r>
+    </w:p>
+    <w:p>
+      <w:pPr>
+        <w:rPr>
+          <w:b/>
+          <w:bCs/>
+        </w:rPr>
+      </w:pPr>
+      <w:r>
+        <w:rPr>
+          <w:b/>
+          <w:bCs/>
+        </w:rPr>
+        <w:t>5.1. Foreign Memory Access API (</w:t>
+      </w:r>
+      <w:hyperlink r:id="rId29" w:history="1">
+        <w:r>
+          <w:rPr>
+            <w:rStyle w:val="Hyperlink"/>
+            <w:b/>
+            <w:bCs/>
+          </w:rPr>
+          <w:t>JEP 370</w:t>
+        </w:r>
+      </w:hyperlink>
+      <w:r>
+        <w:rPr>
+          <w:b/>
+          <w:bCs/>
+        </w:rPr>
+        <w:t>)</w:t>
+      </w:r>
+    </w:p>
+    <w:p>
+      <w:r>
+        <w:lastRenderedPageBreak/>
+        <w:t>This is a </w:t>
+      </w:r>
+      <w:hyperlink r:id="rId30" w:history="1">
+        <w:r>
+          <w:rPr>
+            <w:rStyle w:val="Hyperlink"/>
+          </w:rPr>
+          <w:t>new API</w:t>
+        </w:r>
+      </w:hyperlink>
+      <w:r>
+        <w:t> to allow Java programs to access foreign memory, such as native memory, outside the heap in a safe and efficient manner.</w:t>
+      </w:r>
+    </w:p>
+    <w:p>
+      <w:r>
+        <w:t>Many Java libraries such as </w:t>
+      </w:r>
+      <w:proofErr w:type="spellStart"/>
+      <w:r>
+        <w:fldChar w:fldCharType="begin"/>
+      </w:r>
+      <w:r>
+        <w:instrText>HYPERLINK "https://www.baeldung.com/mapdb"</w:instrText>
+      </w:r>
+      <w:r>
+        <w:fldChar w:fldCharType="separate"/>
+      </w:r>
+      <w:r>
+        <w:rPr>
+          <w:rStyle w:val="Hyperlink"/>
+        </w:rPr>
+        <w:t>mapDB</w:t>
+      </w:r>
+      <w:proofErr w:type="spellEnd"/>
+      <w:r>
+        <w:fldChar w:fldCharType="end"/>
+      </w:r>
+      <w:r>
+        <w:t> and </w:t>
+      </w:r>
+      <w:proofErr w:type="spellStart"/>
+      <w:r>
+        <w:fldChar w:fldCharType="begin"/>
+      </w:r>
+      <w:r>
+        <w:instrText>HYPERLINK "https://memcached.org/"</w:instrText>
+      </w:r>
+      <w:r>
+        <w:fldChar w:fldCharType="separate"/>
+      </w:r>
+      <w:r>
+        <w:rPr>
+          <w:rStyle w:val="Hyperlink"/>
+        </w:rPr>
+        <w:t>memcached</w:t>
+      </w:r>
+      <w:proofErr w:type="spellEnd"/>
+      <w:r>
+        <w:fldChar w:fldCharType="end"/>
+      </w:r>
+      <w:r>
+        <w:t> do access foreign memory and it was high time the Java API itself offered a cleaner solution. With this intention, the team came up with this JEP as an alternative to its already existing ways to access non-heap memory – </w:t>
+      </w:r>
+      <w:proofErr w:type="spellStart"/>
+      <w:r>
+        <w:rPr>
+          <w:i/>
+          <w:iCs/>
+        </w:rPr>
+        <w:t>ByteBuffer</w:t>
+      </w:r>
+      <w:proofErr w:type="spellEnd"/>
+      <w:r>
+        <w:t> API and </w:t>
+      </w:r>
+      <w:proofErr w:type="spellStart"/>
+      <w:proofErr w:type="gramStart"/>
+      <w:r>
+        <w:rPr>
+          <w:i/>
+          <w:iCs/>
+        </w:rPr>
+        <w:t>sun.misc</w:t>
+      </w:r>
+      <w:proofErr w:type="gramEnd"/>
+      <w:r>
+        <w:rPr>
+          <w:i/>
+          <w:iCs/>
+        </w:rPr>
+        <w:t>.Unsafe</w:t>
+      </w:r>
+      <w:proofErr w:type="spellEnd"/>
+      <w:r>
+        <w:t> API.</w:t>
+      </w:r>
+    </w:p>
+    <w:p>
+      <w:r>
+        <w:t>Built upon three main abstractions of </w:t>
+      </w:r>
+      <w:proofErr w:type="spellStart"/>
+      <w:r>
+        <w:rPr>
+          <w:i/>
+          <w:iCs/>
+        </w:rPr>
+        <w:t>MemorySegment</w:t>
+      </w:r>
+      <w:proofErr w:type="spellEnd"/>
+      <w:r>
+        <w:t>, </w:t>
+      </w:r>
+      <w:proofErr w:type="spellStart"/>
+      <w:r>
+        <w:rPr>
+          <w:i/>
+          <w:iCs/>
+        </w:rPr>
+        <w:t>MemoryAddress</w:t>
+      </w:r>
+      <w:proofErr w:type="spellEnd"/>
+      <w:r>
+        <w:t> and </w:t>
+      </w:r>
+      <w:proofErr w:type="spellStart"/>
+      <w:r>
+        <w:rPr>
+          <w:i/>
+          <w:iCs/>
+        </w:rPr>
+        <w:t>MemoryLayout</w:t>
+      </w:r>
+      <w:proofErr w:type="spellEnd"/>
+      <w:r>
+        <w:t>, this API is a safe way to access both heap and non-heap memory.</w:t>
+      </w:r>
+    </w:p>
+    <w:p>
+      <w:pPr>
+        <w:rPr>
+          <w:b/>
+          <w:bCs/>
+        </w:rPr>
+      </w:pPr>
+      <w:r>
+        <w:rPr>
+          <w:b/>
+          <w:bCs/>
+        </w:rPr>
+        <w:t>5.2. Packaging Tool (</w:t>
+      </w:r>
+      <w:hyperlink r:id="rId31" w:history="1">
+        <w:r>
+          <w:rPr>
+            <w:rStyle w:val="Hyperlink"/>
+            <w:b/>
+            <w:bCs/>
+          </w:rPr>
+          <w:t>JEP 343</w:t>
+        </w:r>
+      </w:hyperlink>
+      <w:r>
+        <w:rPr>
+          <w:b/>
+          <w:bCs/>
+        </w:rPr>
+        <w:t>)</w:t>
+      </w:r>
+    </w:p>
+    <w:p>
+      <w:r>
+        <w:t>Traditionally, to deliver Java code, an application developer would simply send out a JAR file that the user was supposed to run inside their own JVM.</w:t>
+      </w:r>
+    </w:p>
+    <w:p>
+      <w:r>
+        <w:t>However, </w:t>
+      </w:r>
+      <w:r>
+        <w:rPr>
+          <w:b/>
+          <w:bCs/>
+        </w:rPr>
+        <w:t>users rather expected an installer that they’d double click to install the package</w:t>
+      </w:r>
+      <w:r>
+        <w:t> on their native platforms, such as Windows or macOS.</w:t>
+      </w:r>
+    </w:p>
+    <w:p>
+      <w:r>
+        <w:t>This JEP aims to do precisely that. Developers can use </w:t>
+      </w:r>
+      <w:proofErr w:type="spellStart"/>
+      <w:r>
+        <w:rPr>
+          <w:i/>
+          <w:iCs/>
+        </w:rPr>
+        <w:fldChar w:fldCharType="begin"/>
+      </w:r>
+      <w:r>
+        <w:rPr>
+          <w:i/>
+          <w:iCs/>
+        </w:rPr>
+        <w:instrText>HYPERLINK "https://www.baeldung.com/jlink"</w:instrText>
+      </w:r>
+      <w:r>
+        <w:rPr>
+          <w:i/>
+          <w:iCs/>
+        </w:rPr>
+      </w:r>
+      <w:r>
+        <w:rPr>
+          <w:i/>
+          <w:iCs/>
+        </w:rPr>
+        <w:fldChar w:fldCharType="separate"/>
+      </w:r>
+      <w:r>
+        <w:rPr>
+          <w:rStyle w:val="Hyperlink"/>
+          <w:i/>
+          <w:iCs/>
+        </w:rPr>
+        <w:t>jlink</w:t>
+      </w:r>
+      <w:proofErr w:type="spellEnd"/>
+      <w:r>
+        <w:fldChar w:fldCharType="end"/>
+      </w:r>
+      <w:r>
+        <w:t> to condense the JDK down to the minimum required modules, and then use this packaging tool to create a lightweight image that can be installed as an </w:t>
+      </w:r>
+      <w:proofErr w:type="spellStart"/>
+      <w:r>
+        <w:rPr>
+          <w:i/>
+          <w:iCs/>
+        </w:rPr>
+        <w:t>exe</w:t>
+      </w:r>
+      <w:proofErr w:type="spellEnd"/>
+      <w:r>
+        <w:t> on Windows or a </w:t>
+      </w:r>
+      <w:r>
+        <w:rPr>
+          <w:i/>
+          <w:iCs/>
+        </w:rPr>
+        <w:t>dmg</w:t>
+      </w:r>
+      <w:r>
+        <w:t> on a macOS.</w:t>
+      </w:r>
+    </w:p>
+    <w:p>
+      <w:pPr>
+        <w:rPr>
+          <w:b/>
+          <w:bCs/>
+        </w:rPr>
+      </w:pPr>
+      <w:r>
+        <w:rPr>
+          <w:b/>
+          <w:bCs/>
+        </w:rPr>
+        <w:t>6. JVM/</w:t>
+      </w:r>
+      <w:proofErr w:type="spellStart"/>
+      <w:r>
+        <w:rPr>
+          <w:b/>
+          <w:bCs/>
+        </w:rPr>
+        <w:t>HotSpot</w:t>
+      </w:r>
+      <w:proofErr w:type="spellEnd"/>
+      <w:r>
+        <w:rPr>
+          <w:b/>
+          <w:bCs/>
+        </w:rPr>
+        <w:t xml:space="preserve"> Features</w:t>
+      </w:r>
+    </w:p>
+    <w:p>
+      <w:pPr>
+        <w:rPr>
+          <w:b/>
+          <w:bCs/>
+        </w:rPr>
+      </w:pPr>
+      <w:r>
+        <w:rPr>
+          <w:b/>
+          <w:bCs/>
+        </w:rPr>
+        <w:t>6.1. ZGC on Windows (</w:t>
+      </w:r>
+      <w:hyperlink r:id="rId32" w:history="1">
+        <w:r>
+          <w:rPr>
+            <w:rStyle w:val="Hyperlink"/>
+            <w:b/>
+            <w:bCs/>
+          </w:rPr>
+          <w:t>JEP 365</w:t>
+        </w:r>
+      </w:hyperlink>
+      <w:r>
+        <w:rPr>
+          <w:b/>
+          <w:bCs/>
+        </w:rPr>
+        <w:t>) and macOS (</w:t>
+      </w:r>
+      <w:hyperlink r:id="rId33" w:history="1">
+        <w:r>
+          <w:rPr>
+            <w:rStyle w:val="Hyperlink"/>
+            <w:b/>
+            <w:bCs/>
+          </w:rPr>
+          <w:t>JEP 364</w:t>
+        </w:r>
+      </w:hyperlink>
+      <w:r>
+        <w:rPr>
+          <w:b/>
+          <w:bCs/>
+        </w:rPr>
+        <w:t>) – Experimental</w:t>
+      </w:r>
+    </w:p>
+    <w:p>
+      <w:r>
+        <w:t>The </w:t>
+      </w:r>
+      <w:hyperlink r:id="rId34" w:history="1">
+        <w:r>
+          <w:rPr>
+            <w:rStyle w:val="Hyperlink"/>
+          </w:rPr>
+          <w:t>Z Garbage Collector</w:t>
+        </w:r>
+      </w:hyperlink>
+      <w:r>
+        <w:t>, a scalable, low-latency garbage collector, was first introduced in Java 11 as an experimental feature. But initially, the only supported platform was Linux/x64.</w:t>
+      </w:r>
+    </w:p>
+    <w:p>
+      <w:r>
+        <w:t>After receiving positive feedback on ZGC for Linux, </w:t>
+      </w:r>
+      <w:r>
+        <w:rPr>
+          <w:b/>
+          <w:bCs/>
+        </w:rPr>
+        <w:t>Java 14 has ported its support to Windows and macOS as well</w:t>
+      </w:r>
+      <w:r>
+        <w:t>. Though still an experimental feature, it’s all set to become production-ready in the </w:t>
+      </w:r>
+      <w:hyperlink r:id="rId35" w:history="1">
+        <w:r>
+          <w:rPr>
+            <w:rStyle w:val="Hyperlink"/>
+          </w:rPr>
+          <w:t>next JDK release</w:t>
+        </w:r>
+      </w:hyperlink>
+      <w:r>
+        <w:t>.</w:t>
+      </w:r>
+    </w:p>
+    <w:p>
+      <w:pPr>
+        <w:rPr>
+          <w:b/>
+          <w:bCs/>
+        </w:rPr>
+      </w:pPr>
+      <w:r>
+        <w:rPr>
+          <w:b/>
+          <w:bCs/>
+        </w:rPr>
+        <w:t>6.2. NUMA-Aware Memory Allocation for G1 (</w:t>
+      </w:r>
+      <w:hyperlink r:id="rId36" w:history="1">
+        <w:r>
+          <w:rPr>
+            <w:rStyle w:val="Hyperlink"/>
+            <w:b/>
+            <w:bCs/>
+          </w:rPr>
+          <w:t>JEP 345</w:t>
+        </w:r>
+      </w:hyperlink>
+      <w:r>
+        <w:rPr>
+          <w:b/>
+          <w:bCs/>
+        </w:rPr>
+        <w:t>)</w:t>
+      </w:r>
+    </w:p>
+    <w:p>
+      <w:r>
+        <w:t>Non-uniform memory access (NUMA) was not implemented so far for the G1 garbage collector, unlike the Parallel collector.</w:t>
+      </w:r>
+    </w:p>
+    <w:p>
+      <w:r>
+        <w:t>Looking at the performance improvement that it offers to run a single JVM across multiple sockets, </w:t>
+      </w:r>
+      <w:r>
+        <w:rPr>
+          <w:b/>
+          <w:bCs/>
+        </w:rPr>
+        <w:t>this JEP was introduced to make the G1 collector NUMA-aware as well</w:t>
+      </w:r>
+      <w:r>
+        <w:t>.</w:t>
+      </w:r>
+    </w:p>
+    <w:p>
+      <w:r>
+        <w:t xml:space="preserve">At this point, there’s no plan to replicate the same to other </w:t>
+      </w:r>
+      <w:proofErr w:type="spellStart"/>
+      <w:r>
+        <w:t>HotSpot</w:t>
+      </w:r>
+      <w:proofErr w:type="spellEnd"/>
+      <w:r>
+        <w:t xml:space="preserve"> collectors.</w:t>
+      </w:r>
+    </w:p>
+    <w:p>
+      <w:pPr>
+        <w:rPr>
+          <w:b/>
+          <w:bCs/>
+        </w:rPr>
+      </w:pPr>
+      <w:r>
+        <w:rPr>
+          <w:b/>
+          <w:bCs/>
+        </w:rPr>
+        <w:t>6.3. JFR Event Streaming (</w:t>
+      </w:r>
+      <w:hyperlink r:id="rId37" w:history="1">
+        <w:r>
+          <w:rPr>
+            <w:rStyle w:val="Hyperlink"/>
+            <w:b/>
+            <w:bCs/>
+          </w:rPr>
+          <w:t>JEP 349</w:t>
+        </w:r>
+      </w:hyperlink>
+      <w:r>
+        <w:rPr>
+          <w:b/>
+          <w:bCs/>
+        </w:rPr>
+        <w:t>)</w:t>
+      </w:r>
+    </w:p>
+    <w:p>
+      <w:r>
+        <w:lastRenderedPageBreak/>
+        <w:t>With this enhancement, JDK’s flight recorder data is now exposed so that it can be continuously monitored. This involves modifications to the package </w:t>
+      </w:r>
+      <w:proofErr w:type="spellStart"/>
+      <w:proofErr w:type="gramStart"/>
+      <w:r>
+        <w:rPr>
+          <w:i/>
+          <w:iCs/>
+        </w:rPr>
+        <w:t>jdk.jfr.consumer</w:t>
+      </w:r>
+      <w:proofErr w:type="spellEnd"/>
+      <w:proofErr w:type="gramEnd"/>
+      <w:r>
+        <w:t> so that users can now read or stream the recording data directly.</w:t>
+      </w:r>
+    </w:p>
+    <w:p>
+      <w:pPr>
+        <w:rPr>
+          <w:b/>
+          <w:bCs/>
+        </w:rPr>
+      </w:pPr>
+      <w:r>
+        <w:rPr>
+          <w:b/>
+          <w:bCs/>
+        </w:rPr>
+        <w:t>7. Deprecated or Removed Features</w:t>
+      </w:r>
+    </w:p>
+    <w:p>
+      <w:r>
+        <w:t>Java 14 has deprecated a couple of features:</w:t>
+      </w:r>
+    </w:p>
+    <w:p>
+      <w:pPr>
+        <w:numPr>
+          <w:ilvl w:val="0"/>
+          <w:numId w:val="5"/>
+        </w:numPr>
+      </w:pPr>
+      <w:r>
+        <w:t>Solaris and SPARC Ports (</w:t>
+      </w:r>
+      <w:hyperlink r:id="rId38" w:history="1">
+        <w:r>
+          <w:rPr>
+            <w:rStyle w:val="Hyperlink"/>
+            <w:b/>
+            <w:bCs/>
+          </w:rPr>
+          <w:t>JEP 362</w:t>
+        </w:r>
+      </w:hyperlink>
+      <w:r>
+        <w:t>) – because this Unix operating system and RISC processor are not in active development since the past few years</w:t>
+      </w:r>
+    </w:p>
+    <w:p>
+      <w:pPr>
+        <w:numPr>
+          <w:ilvl w:val="0"/>
+          <w:numId w:val="5"/>
+        </w:numPr>
+      </w:pPr>
+      <w:proofErr w:type="spellStart"/>
+      <w:r>
+        <w:rPr>
+          <w:i/>
+          <w:iCs/>
+        </w:rPr>
+        <w:t>ParallelScavenge</w:t>
+      </w:r>
+      <w:proofErr w:type="spellEnd"/>
+      <w:r>
+        <w:t> + </w:t>
+      </w:r>
+      <w:proofErr w:type="spellStart"/>
+      <w:r>
+        <w:rPr>
+          <w:i/>
+          <w:iCs/>
+        </w:rPr>
+        <w:t>SerialOld</w:t>
+      </w:r>
+      <w:proofErr w:type="spellEnd"/>
+      <w:r>
+        <w:t> GC Combination (</w:t>
+      </w:r>
+      <w:hyperlink r:id="rId39" w:history="1">
+        <w:r>
+          <w:rPr>
+            <w:rStyle w:val="Hyperlink"/>
+            <w:b/>
+            <w:bCs/>
+          </w:rPr>
+          <w:t>JEP 366</w:t>
+        </w:r>
+      </w:hyperlink>
+      <w:r>
+        <w:t>) – since this is a rarely used combination of GC algorithms, and requires significant maintenance effort</w:t>
+      </w:r>
+    </w:p>
+    <w:p>
+      <w:r>
+        <w:t>There are a couple of removals as well:</w:t>
+      </w:r>
+    </w:p>
+    <w:p>
+      <w:pPr>
+        <w:numPr>
+          <w:ilvl w:val="0"/>
+          <w:numId w:val="6"/>
+        </w:numPr>
+      </w:pPr>
+      <w:r>
+        <w:t>Concurrent Mark Sweep (CMS) Garbage Collector (</w:t>
+      </w:r>
+      <w:hyperlink r:id="rId40" w:history="1">
+        <w:r>
+          <w:rPr>
+            <w:rStyle w:val="Hyperlink"/>
+            <w:b/>
+            <w:bCs/>
+          </w:rPr>
+          <w:t>JEP 363</w:t>
+        </w:r>
+      </w:hyperlink>
+      <w:r>
+        <w:t>) – deprecated by Java 9, this GC has been succeeded by G1 as the default GC. Also, there are other more performant alternatives to use now, such as ZGC and Shenandoah, hence the removal</w:t>
+      </w:r>
+    </w:p>
+    <w:p>
+      <w:pPr>
+        <w:numPr>
+          <w:ilvl w:val="0"/>
+          <w:numId w:val="6"/>
+        </w:numPr>
+      </w:pPr>
+      <w:r>
+        <w:t>Pack200 Tools and API (</w:t>
+      </w:r>
+      <w:hyperlink r:id="rId41" w:history="1">
+        <w:r>
+          <w:rPr>
+            <w:rStyle w:val="Hyperlink"/>
+            <w:b/>
+            <w:bCs/>
+          </w:rPr>
+          <w:t>JEP 367</w:t>
+        </w:r>
+      </w:hyperlink>
+      <w:r>
+        <w:t>) – these were deprecated for removal in Java 11, and now removed</w:t>
+      </w:r>
+    </w:p>
+    <w:p>
+      <w:pPr>
+        <w:rPr>
+          <w:b/>
+          <w:bCs/>
+        </w:rPr>
+      </w:pPr>
+      <w:r>
+        <w:rPr>
+          <w:b/>
+          <w:bCs/>
+        </w:rPr>
+        <w:t>8. Conclusion</w:t>
+      </w:r>
+    </w:p>
+    <w:p>
+      <w:r>
+        <w:t>In this tutorial, we looked at the various JEPs of Java 14.</w:t>
+      </w:r>
+    </w:p>
+    <w:p>
+      <w:r>
+        <w:t>In all, </w:t>
+      </w:r>
+      <w:r>
+        <w:rPr>
+          <w:b/>
+          <w:bCs/>
+        </w:rPr>
+        <w:t>there are 16 major features in this release of the language</w:t>
+      </w:r>
+      <w:r>
+        <w:t>, including preview features, incubators, deprecations and removals. We looked at all of them one by one, and the language features with examples.</w:t>
+      </w:r>
+    </w:p>
     <w:p/>
     <w:sectPr>
       <w:pgSz w:w="11906" w:h="16838"/>
@@ -257,6 +3247,602 @@
 <file path=word/numbering.xml><?xml version="1.0" encoding="utf-8"?>
 <w:numbering xmlns:wpc="http://schemas.microsoft.com/office/word/2010/wordprocessingCanvas" xmlns:cx="http://schemas.microsoft.com/office/drawing/2014/chartex" xmlns:cx1="http://schemas.microsoft.com/office/drawing/2015/9/8/chartex" xmlns:cx2="http://schemas.microsoft.com/office/drawing/2015/10/21/chartex" xmlns:cx3="http://schemas.microsoft.com/office/drawing/2016/5/9/chartex" xmlns:cx4="http://schemas.microsoft.com/office/drawing/2016/5/10/chartex" xmlns:cx5="http://schemas.microsoft.com/office/drawing/2016/5/11/chartex" xmlns:cx6="http://schemas.microsoft.com/office/drawing/2016/5/12/chartex" xmlns:cx7="http://schemas.microsoft.com/office/drawing/2016/5/13/chartex" xmlns:cx8="http://schemas.microsoft.com/office/drawing/2016/5/14/chartex" xmlns:mc="http://schemas.openxmlformats.org/markup-compatibility/2006" xmlns:aink="http://schemas.microsoft.com/office/drawing/2016/ink" xmlns:am3d="http://schemas.microsoft.com/office/drawing/2017/model3d" xmlns:o="urn:schemas-microsoft-com:office:office" xmlns:oel="http://schemas.microsoft.com/office/2019/extlst" xmlns:r="http://schemas.openxmlformats.org/officeDocument/2006/relationships" xmlns:m="http://schemas.openxmlformats.org/officeDocument/2006/math" xmlns:v="urn:schemas-microsoft-com:vml" xmlns:wp14="http://schemas.microsoft.com/office/word/2010/wordprocessingDrawing" xmlns:wp="http://schemas.openxmlformats.org/drawingml/2006/wordprocessingDrawing" xmlns:w10="urn:schemas-microsoft-com:office:word" xmlns:w="http://schemas.openxmlformats.org/wordprocessingml/2006/main" xmlns:w14="http://schemas.microsoft.com/office/word/2010/wordml" xmlns:w15="http://schemas.microsoft.com/office/word/2012/wordml" xmlns:w16cex="http://schemas.microsoft.com/office/word/2018/wordml/cex" xmlns:w16cid="http://schemas.microsoft.com/office/word/2016/wordml/cid" xmlns:w16="http://schemas.microsoft.com/office/word/2018/wordml" xmlns:w16du="http://schemas.microsoft.com/office/word/2023/wordml/word16du" xmlns:w16sdtdh="http://schemas.microsoft.com/office/word/2020/wordml/sdtdatahash" xmlns:w16sdtfl="http://schemas.microsoft.com/office/word/2024/wordml/sdtformatlock" xmlns:w16se="http://schemas.microsoft.com/office/word/2015/wordml/symex" xmlns:wpg="http://schemas.microsoft.com/office/word/2010/wordprocessingGroup" xmlns:wpi="http://schemas.microsoft.com/office/word/2010/wordprocessingInk" xmlns:wne="http://schemas.microsoft.com/office/word/2006/wordml" xmlns:wps="http://schemas.microsoft.com/office/word/2010/wordprocessingShape" mc:Ignorable="w14 w15 w16se w16cid w16 w16cex w16sdtdh w16sdtfl w16du wp14">
   <w:abstractNum w:abstractNumId="0" w15:restartNumberingAfterBreak="0">
+    <w:nsid w:val="10843AA8"/>
+    <w:multiLevelType w:val="multilevel"/>
+    <w:tmpl w:val="FBDE3B82"/>
+    <w:lvl w:ilvl="0">
+      <w:start w:val="1"/>
+      <w:numFmt w:val="bullet"/>
+      <w:lvlText w:val=""/>
+      <w:lvlJc w:val="left"/>
+      <w:pPr>
+        <w:tabs>
+          <w:tab w:val="num" w:pos="720"/>
+        </w:tabs>
+        <w:ind w:left="720" w:hanging="360"/>
+      </w:pPr>
+      <w:rPr>
+        <w:rFonts w:ascii="Symbol" w:hAnsi="Symbol" w:hint="default"/>
+        <w:sz w:val="20"/>
+      </w:rPr>
+    </w:lvl>
+    <w:lvl w:ilvl="1" w:tentative="1">
+      <w:start w:val="1"/>
+      <w:numFmt w:val="bullet"/>
+      <w:lvlText w:val="o"/>
+      <w:lvlJc w:val="left"/>
+      <w:pPr>
+        <w:tabs>
+          <w:tab w:val="num" w:pos="1440"/>
+        </w:tabs>
+        <w:ind w:left="1440" w:hanging="360"/>
+      </w:pPr>
+      <w:rPr>
+        <w:rFonts w:ascii="Courier New" w:hAnsi="Courier New" w:hint="default"/>
+        <w:sz w:val="20"/>
+      </w:rPr>
+    </w:lvl>
+    <w:lvl w:ilvl="2" w:tentative="1">
+      <w:start w:val="1"/>
+      <w:numFmt w:val="bullet"/>
+      <w:lvlText w:val=""/>
+      <w:lvlJc w:val="left"/>
+      <w:pPr>
+        <w:tabs>
+          <w:tab w:val="num" w:pos="2160"/>
+        </w:tabs>
+        <w:ind w:left="2160" w:hanging="360"/>
+      </w:pPr>
+      <w:rPr>
+        <w:rFonts w:ascii="Wingdings" w:hAnsi="Wingdings" w:hint="default"/>
+        <w:sz w:val="20"/>
+      </w:rPr>
+    </w:lvl>
+    <w:lvl w:ilvl="3" w:tentative="1">
+      <w:start w:val="1"/>
+      <w:numFmt w:val="bullet"/>
+      <w:lvlText w:val=""/>
+      <w:lvlJc w:val="left"/>
+      <w:pPr>
+        <w:tabs>
+          <w:tab w:val="num" w:pos="2880"/>
+        </w:tabs>
+        <w:ind w:left="2880" w:hanging="360"/>
+      </w:pPr>
+      <w:rPr>
+        <w:rFonts w:ascii="Wingdings" w:hAnsi="Wingdings" w:hint="default"/>
+        <w:sz w:val="20"/>
+      </w:rPr>
+    </w:lvl>
+    <w:lvl w:ilvl="4" w:tentative="1">
+      <w:start w:val="1"/>
+      <w:numFmt w:val="bullet"/>
+      <w:lvlText w:val=""/>
+      <w:lvlJc w:val="left"/>
+      <w:pPr>
+        <w:tabs>
+          <w:tab w:val="num" w:pos="3600"/>
+        </w:tabs>
+        <w:ind w:left="3600" w:hanging="360"/>
+      </w:pPr>
+      <w:rPr>
+        <w:rFonts w:ascii="Wingdings" w:hAnsi="Wingdings" w:hint="default"/>
+        <w:sz w:val="20"/>
+      </w:rPr>
+    </w:lvl>
+    <w:lvl w:ilvl="5" w:tentative="1">
+      <w:start w:val="1"/>
+      <w:numFmt w:val="bullet"/>
+      <w:lvlText w:val=""/>
+      <w:lvlJc w:val="left"/>
+      <w:pPr>
+        <w:tabs>
+          <w:tab w:val="num" w:pos="4320"/>
+        </w:tabs>
+        <w:ind w:left="4320" w:hanging="360"/>
+      </w:pPr>
+      <w:rPr>
+        <w:rFonts w:ascii="Wingdings" w:hAnsi="Wingdings" w:hint="default"/>
+        <w:sz w:val="20"/>
+      </w:rPr>
+    </w:lvl>
+    <w:lvl w:ilvl="6" w:tentative="1">
+      <w:start w:val="1"/>
+      <w:numFmt w:val="bullet"/>
+      <w:lvlText w:val=""/>
+      <w:lvlJc w:val="left"/>
+      <w:pPr>
+        <w:tabs>
+          <w:tab w:val="num" w:pos="5040"/>
+        </w:tabs>
+        <w:ind w:left="5040" w:hanging="360"/>
+      </w:pPr>
+      <w:rPr>
+        <w:rFonts w:ascii="Wingdings" w:hAnsi="Wingdings" w:hint="default"/>
+        <w:sz w:val="20"/>
+      </w:rPr>
+    </w:lvl>
+    <w:lvl w:ilvl="7" w:tentative="1">
+      <w:start w:val="1"/>
+      <w:numFmt w:val="bullet"/>
+      <w:lvlText w:val=""/>
+      <w:lvlJc w:val="left"/>
+      <w:pPr>
+        <w:tabs>
+          <w:tab w:val="num" w:pos="5760"/>
+        </w:tabs>
+        <w:ind w:left="5760" w:hanging="360"/>
+      </w:pPr>
+      <w:rPr>
+        <w:rFonts w:ascii="Wingdings" w:hAnsi="Wingdings" w:hint="default"/>
+        <w:sz w:val="20"/>
+      </w:rPr>
+    </w:lvl>
+    <w:lvl w:ilvl="8" w:tentative="1">
+      <w:start w:val="1"/>
+      <w:numFmt w:val="bullet"/>
+      <w:lvlText w:val=""/>
+      <w:lvlJc w:val="left"/>
+      <w:pPr>
+        <w:tabs>
+          <w:tab w:val="num" w:pos="6480"/>
+        </w:tabs>
+        <w:ind w:left="6480" w:hanging="360"/>
+      </w:pPr>
+      <w:rPr>
+        <w:rFonts w:ascii="Wingdings" w:hAnsi="Wingdings" w:hint="default"/>
+        <w:sz w:val="20"/>
+      </w:rPr>
+    </w:lvl>
+  </w:abstractNum>
+  <w:abstractNum w:abstractNumId="1" w15:restartNumberingAfterBreak="0">
+    <w:nsid w:val="16880142"/>
+    <w:multiLevelType w:val="multilevel"/>
+    <w:tmpl w:val="FF0AD042"/>
+    <w:lvl w:ilvl="0">
+      <w:start w:val="1"/>
+      <w:numFmt w:val="bullet"/>
+      <w:lvlText w:val=""/>
+      <w:lvlJc w:val="left"/>
+      <w:pPr>
+        <w:tabs>
+          <w:tab w:val="num" w:pos="720"/>
+        </w:tabs>
+        <w:ind w:left="720" w:hanging="360"/>
+      </w:pPr>
+      <w:rPr>
+        <w:rFonts w:ascii="Symbol" w:hAnsi="Symbol" w:hint="default"/>
+        <w:sz w:val="20"/>
+      </w:rPr>
+    </w:lvl>
+    <w:lvl w:ilvl="1" w:tentative="1">
+      <w:start w:val="1"/>
+      <w:numFmt w:val="bullet"/>
+      <w:lvlText w:val="o"/>
+      <w:lvlJc w:val="left"/>
+      <w:pPr>
+        <w:tabs>
+          <w:tab w:val="num" w:pos="1440"/>
+        </w:tabs>
+        <w:ind w:left="1440" w:hanging="360"/>
+      </w:pPr>
+      <w:rPr>
+        <w:rFonts w:ascii="Courier New" w:hAnsi="Courier New" w:hint="default"/>
+        <w:sz w:val="20"/>
+      </w:rPr>
+    </w:lvl>
+    <w:lvl w:ilvl="2" w:tentative="1">
+      <w:start w:val="1"/>
+      <w:numFmt w:val="bullet"/>
+      <w:lvlText w:val=""/>
+      <w:lvlJc w:val="left"/>
+      <w:pPr>
+        <w:tabs>
+          <w:tab w:val="num" w:pos="2160"/>
+        </w:tabs>
+        <w:ind w:left="2160" w:hanging="360"/>
+      </w:pPr>
+      <w:rPr>
+        <w:rFonts w:ascii="Wingdings" w:hAnsi="Wingdings" w:hint="default"/>
+        <w:sz w:val="20"/>
+      </w:rPr>
+    </w:lvl>
+    <w:lvl w:ilvl="3" w:tentative="1">
+      <w:start w:val="1"/>
+      <w:numFmt w:val="bullet"/>
+      <w:lvlText w:val=""/>
+      <w:lvlJc w:val="left"/>
+      <w:pPr>
+        <w:tabs>
+          <w:tab w:val="num" w:pos="2880"/>
+        </w:tabs>
+        <w:ind w:left="2880" w:hanging="360"/>
+      </w:pPr>
+      <w:rPr>
+        <w:rFonts w:ascii="Wingdings" w:hAnsi="Wingdings" w:hint="default"/>
+        <w:sz w:val="20"/>
+      </w:rPr>
+    </w:lvl>
+    <w:lvl w:ilvl="4" w:tentative="1">
+      <w:start w:val="1"/>
+      <w:numFmt w:val="bullet"/>
+      <w:lvlText w:val=""/>
+      <w:lvlJc w:val="left"/>
+      <w:pPr>
+        <w:tabs>
+          <w:tab w:val="num" w:pos="3600"/>
+        </w:tabs>
+        <w:ind w:left="3600" w:hanging="360"/>
+      </w:pPr>
+      <w:rPr>
+        <w:rFonts w:ascii="Wingdings" w:hAnsi="Wingdings" w:hint="default"/>
+        <w:sz w:val="20"/>
+      </w:rPr>
+    </w:lvl>
+    <w:lvl w:ilvl="5" w:tentative="1">
+      <w:start w:val="1"/>
+      <w:numFmt w:val="bullet"/>
+      <w:lvlText w:val=""/>
+      <w:lvlJc w:val="left"/>
+      <w:pPr>
+        <w:tabs>
+          <w:tab w:val="num" w:pos="4320"/>
+        </w:tabs>
+        <w:ind w:left="4320" w:hanging="360"/>
+      </w:pPr>
+      <w:rPr>
+        <w:rFonts w:ascii="Wingdings" w:hAnsi="Wingdings" w:hint="default"/>
+        <w:sz w:val="20"/>
+      </w:rPr>
+    </w:lvl>
+    <w:lvl w:ilvl="6" w:tentative="1">
+      <w:start w:val="1"/>
+      <w:numFmt w:val="bullet"/>
+      <w:lvlText w:val=""/>
+      <w:lvlJc w:val="left"/>
+      <w:pPr>
+        <w:tabs>
+          <w:tab w:val="num" w:pos="5040"/>
+        </w:tabs>
+        <w:ind w:left="5040" w:hanging="360"/>
+      </w:pPr>
+      <w:rPr>
+        <w:rFonts w:ascii="Wingdings" w:hAnsi="Wingdings" w:hint="default"/>
+        <w:sz w:val="20"/>
+      </w:rPr>
+    </w:lvl>
+    <w:lvl w:ilvl="7" w:tentative="1">
+      <w:start w:val="1"/>
+      <w:numFmt w:val="bullet"/>
+      <w:lvlText w:val=""/>
+      <w:lvlJc w:val="left"/>
+      <w:pPr>
+        <w:tabs>
+          <w:tab w:val="num" w:pos="5760"/>
+        </w:tabs>
+        <w:ind w:left="5760" w:hanging="360"/>
+      </w:pPr>
+      <w:rPr>
+        <w:rFonts w:ascii="Wingdings" w:hAnsi="Wingdings" w:hint="default"/>
+        <w:sz w:val="20"/>
+      </w:rPr>
+    </w:lvl>
+    <w:lvl w:ilvl="8" w:tentative="1">
+      <w:start w:val="1"/>
+      <w:numFmt w:val="bullet"/>
+      <w:lvlText w:val=""/>
+      <w:lvlJc w:val="left"/>
+      <w:pPr>
+        <w:tabs>
+          <w:tab w:val="num" w:pos="6480"/>
+        </w:tabs>
+        <w:ind w:left="6480" w:hanging="360"/>
+      </w:pPr>
+      <w:rPr>
+        <w:rFonts w:ascii="Wingdings" w:hAnsi="Wingdings" w:hint="default"/>
+        <w:sz w:val="20"/>
+      </w:rPr>
+    </w:lvl>
+  </w:abstractNum>
+  <w:abstractNum w:abstractNumId="2" w15:restartNumberingAfterBreak="0">
+    <w:nsid w:val="45004D3D"/>
+    <w:multiLevelType w:val="multilevel"/>
+    <w:tmpl w:val="CCAA50B2"/>
+    <w:lvl w:ilvl="0">
+      <w:start w:val="1"/>
+      <w:numFmt w:val="bullet"/>
+      <w:lvlText w:val=""/>
+      <w:lvlJc w:val="left"/>
+      <w:pPr>
+        <w:tabs>
+          <w:tab w:val="num" w:pos="720"/>
+        </w:tabs>
+        <w:ind w:left="720" w:hanging="360"/>
+      </w:pPr>
+      <w:rPr>
+        <w:rFonts w:ascii="Symbol" w:hAnsi="Symbol" w:hint="default"/>
+        <w:sz w:val="20"/>
+      </w:rPr>
+    </w:lvl>
+    <w:lvl w:ilvl="1" w:tentative="1">
+      <w:start w:val="1"/>
+      <w:numFmt w:val="bullet"/>
+      <w:lvlText w:val="o"/>
+      <w:lvlJc w:val="left"/>
+      <w:pPr>
+        <w:tabs>
+          <w:tab w:val="num" w:pos="1440"/>
+        </w:tabs>
+        <w:ind w:left="1440" w:hanging="360"/>
+      </w:pPr>
+      <w:rPr>
+        <w:rFonts w:ascii="Courier New" w:hAnsi="Courier New" w:hint="default"/>
+        <w:sz w:val="20"/>
+      </w:rPr>
+    </w:lvl>
+    <w:lvl w:ilvl="2" w:tentative="1">
+      <w:start w:val="1"/>
+      <w:numFmt w:val="bullet"/>
+      <w:lvlText w:val=""/>
+      <w:lvlJc w:val="left"/>
+      <w:pPr>
+        <w:tabs>
+          <w:tab w:val="num" w:pos="2160"/>
+        </w:tabs>
+        <w:ind w:left="2160" w:hanging="360"/>
+      </w:pPr>
+      <w:rPr>
+        <w:rFonts w:ascii="Wingdings" w:hAnsi="Wingdings" w:hint="default"/>
+        <w:sz w:val="20"/>
+      </w:rPr>
+    </w:lvl>
+    <w:lvl w:ilvl="3" w:tentative="1">
+      <w:start w:val="1"/>
+      <w:numFmt w:val="bullet"/>
+      <w:lvlText w:val=""/>
+      <w:lvlJc w:val="left"/>
+      <w:pPr>
+        <w:tabs>
+          <w:tab w:val="num" w:pos="2880"/>
+        </w:tabs>
+        <w:ind w:left="2880" w:hanging="360"/>
+      </w:pPr>
+      <w:rPr>
+        <w:rFonts w:ascii="Wingdings" w:hAnsi="Wingdings" w:hint="default"/>
+        <w:sz w:val="20"/>
+      </w:rPr>
+    </w:lvl>
+    <w:lvl w:ilvl="4" w:tentative="1">
+      <w:start w:val="1"/>
+      <w:numFmt w:val="bullet"/>
+      <w:lvlText w:val=""/>
+      <w:lvlJc w:val="left"/>
+      <w:pPr>
+        <w:tabs>
+          <w:tab w:val="num" w:pos="3600"/>
+        </w:tabs>
+        <w:ind w:left="3600" w:hanging="360"/>
+      </w:pPr>
+      <w:rPr>
+        <w:rFonts w:ascii="Wingdings" w:hAnsi="Wingdings" w:hint="default"/>
+        <w:sz w:val="20"/>
+      </w:rPr>
+    </w:lvl>
+    <w:lvl w:ilvl="5" w:tentative="1">
+      <w:start w:val="1"/>
+      <w:numFmt w:val="bullet"/>
+      <w:lvlText w:val=""/>
+      <w:lvlJc w:val="left"/>
+      <w:pPr>
+        <w:tabs>
+          <w:tab w:val="num" w:pos="4320"/>
+        </w:tabs>
+        <w:ind w:left="4320" w:hanging="360"/>
+      </w:pPr>
+      <w:rPr>
+        <w:rFonts w:ascii="Wingdings" w:hAnsi="Wingdings" w:hint="default"/>
+        <w:sz w:val="20"/>
+      </w:rPr>
+    </w:lvl>
+    <w:lvl w:ilvl="6" w:tentative="1">
+      <w:start w:val="1"/>
+      <w:numFmt w:val="bullet"/>
+      <w:lvlText w:val=""/>
+      <w:lvlJc w:val="left"/>
+      <w:pPr>
+        <w:tabs>
+          <w:tab w:val="num" w:pos="5040"/>
+        </w:tabs>
+        <w:ind w:left="5040" w:hanging="360"/>
+      </w:pPr>
+      <w:rPr>
+        <w:rFonts w:ascii="Wingdings" w:hAnsi="Wingdings" w:hint="default"/>
+        <w:sz w:val="20"/>
+      </w:rPr>
+    </w:lvl>
+    <w:lvl w:ilvl="7" w:tentative="1">
+      <w:start w:val="1"/>
+      <w:numFmt w:val="bullet"/>
+      <w:lvlText w:val=""/>
+      <w:lvlJc w:val="left"/>
+      <w:pPr>
+        <w:tabs>
+          <w:tab w:val="num" w:pos="5760"/>
+        </w:tabs>
+        <w:ind w:left="5760" w:hanging="360"/>
+      </w:pPr>
+      <w:rPr>
+        <w:rFonts w:ascii="Wingdings" w:hAnsi="Wingdings" w:hint="default"/>
+        <w:sz w:val="20"/>
+      </w:rPr>
+    </w:lvl>
+    <w:lvl w:ilvl="8" w:tentative="1">
+      <w:start w:val="1"/>
+      <w:numFmt w:val="bullet"/>
+      <w:lvlText w:val=""/>
+      <w:lvlJc w:val="left"/>
+      <w:pPr>
+        <w:tabs>
+          <w:tab w:val="num" w:pos="6480"/>
+        </w:tabs>
+        <w:ind w:left="6480" w:hanging="360"/>
+      </w:pPr>
+      <w:rPr>
+        <w:rFonts w:ascii="Wingdings" w:hAnsi="Wingdings" w:hint="default"/>
+        <w:sz w:val="20"/>
+      </w:rPr>
+    </w:lvl>
+  </w:abstractNum>
+  <w:abstractNum w:abstractNumId="3" w15:restartNumberingAfterBreak="0">
+    <w:nsid w:val="72876E46"/>
+    <w:multiLevelType w:val="multilevel"/>
+    <w:tmpl w:val="A3D6DDBE"/>
+    <w:lvl w:ilvl="0">
+      <w:start w:val="1"/>
+      <w:numFmt w:val="bullet"/>
+      <w:lvlText w:val=""/>
+      <w:lvlJc w:val="left"/>
+      <w:pPr>
+        <w:tabs>
+          <w:tab w:val="num" w:pos="720"/>
+        </w:tabs>
+        <w:ind w:left="720" w:hanging="360"/>
+      </w:pPr>
+      <w:rPr>
+        <w:rFonts w:ascii="Symbol" w:hAnsi="Symbol" w:hint="default"/>
+        <w:sz w:val="20"/>
+      </w:rPr>
+    </w:lvl>
+    <w:lvl w:ilvl="1" w:tentative="1">
+      <w:start w:val="1"/>
+      <w:numFmt w:val="bullet"/>
+      <w:lvlText w:val="o"/>
+      <w:lvlJc w:val="left"/>
+      <w:pPr>
+        <w:tabs>
+          <w:tab w:val="num" w:pos="1440"/>
+        </w:tabs>
+        <w:ind w:left="1440" w:hanging="360"/>
+      </w:pPr>
+      <w:rPr>
+        <w:rFonts w:ascii="Courier New" w:hAnsi="Courier New" w:hint="default"/>
+        <w:sz w:val="20"/>
+      </w:rPr>
+    </w:lvl>
+    <w:lvl w:ilvl="2" w:tentative="1">
+      <w:start w:val="1"/>
+      <w:numFmt w:val="bullet"/>
+      <w:lvlText w:val=""/>
+      <w:lvlJc w:val="left"/>
+      <w:pPr>
+        <w:tabs>
+          <w:tab w:val="num" w:pos="2160"/>
+        </w:tabs>
+        <w:ind w:left="2160" w:hanging="360"/>
+      </w:pPr>
+      <w:rPr>
+        <w:rFonts w:ascii="Wingdings" w:hAnsi="Wingdings" w:hint="default"/>
+        <w:sz w:val="20"/>
+      </w:rPr>
+    </w:lvl>
+    <w:lvl w:ilvl="3" w:tentative="1">
+      <w:start w:val="1"/>
+      <w:numFmt w:val="bullet"/>
+      <w:lvlText w:val=""/>
+      <w:lvlJc w:val="left"/>
+      <w:pPr>
+        <w:tabs>
+          <w:tab w:val="num" w:pos="2880"/>
+        </w:tabs>
+        <w:ind w:left="2880" w:hanging="360"/>
+      </w:pPr>
+      <w:rPr>
+        <w:rFonts w:ascii="Wingdings" w:hAnsi="Wingdings" w:hint="default"/>
+        <w:sz w:val="20"/>
+      </w:rPr>
+    </w:lvl>
+    <w:lvl w:ilvl="4" w:tentative="1">
+      <w:start w:val="1"/>
+      <w:numFmt w:val="bullet"/>
+      <w:lvlText w:val=""/>
+      <w:lvlJc w:val="left"/>
+      <w:pPr>
+        <w:tabs>
+          <w:tab w:val="num" w:pos="3600"/>
+        </w:tabs>
+        <w:ind w:left="3600" w:hanging="360"/>
+      </w:pPr>
+      <w:rPr>
+        <w:rFonts w:ascii="Wingdings" w:hAnsi="Wingdings" w:hint="default"/>
+        <w:sz w:val="20"/>
+      </w:rPr>
+    </w:lvl>
+    <w:lvl w:ilvl="5" w:tentative="1">
+      <w:start w:val="1"/>
+      <w:numFmt w:val="bullet"/>
+      <w:lvlText w:val=""/>
+      <w:lvlJc w:val="left"/>
+      <w:pPr>
+        <w:tabs>
+          <w:tab w:val="num" w:pos="4320"/>
+        </w:tabs>
+        <w:ind w:left="4320" w:hanging="360"/>
+      </w:pPr>
+      <w:rPr>
+        <w:rFonts w:ascii="Wingdings" w:hAnsi="Wingdings" w:hint="default"/>
+        <w:sz w:val="20"/>
+      </w:rPr>
+    </w:lvl>
+    <w:lvl w:ilvl="6" w:tentative="1">
+      <w:start w:val="1"/>
+      <w:numFmt w:val="bullet"/>
+      <w:lvlText w:val=""/>
+      <w:lvlJc w:val="left"/>
+      <w:pPr>
+        <w:tabs>
+          <w:tab w:val="num" w:pos="5040"/>
+        </w:tabs>
+        <w:ind w:left="5040" w:hanging="360"/>
+      </w:pPr>
+      <w:rPr>
+        <w:rFonts w:ascii="Wingdings" w:hAnsi="Wingdings" w:hint="default"/>
+        <w:sz w:val="20"/>
+      </w:rPr>
+    </w:lvl>
+    <w:lvl w:ilvl="7" w:tentative="1">
+      <w:start w:val="1"/>
+      <w:numFmt w:val="bullet"/>
+      <w:lvlText w:val=""/>
+      <w:lvlJc w:val="left"/>
+      <w:pPr>
+        <w:tabs>
+          <w:tab w:val="num" w:pos="5760"/>
+        </w:tabs>
+        <w:ind w:left="5760" w:hanging="360"/>
+      </w:pPr>
+      <w:rPr>
+        <w:rFonts w:ascii="Wingdings" w:hAnsi="Wingdings" w:hint="default"/>
+        <w:sz w:val="20"/>
+      </w:rPr>
+    </w:lvl>
+    <w:lvl w:ilvl="8" w:tentative="1">
+      <w:start w:val="1"/>
+      <w:numFmt w:val="bullet"/>
+      <w:lvlText w:val=""/>
+      <w:lvlJc w:val="left"/>
+      <w:pPr>
+        <w:tabs>
+          <w:tab w:val="num" w:pos="6480"/>
+        </w:tabs>
+        <w:ind w:left="6480" w:hanging="360"/>
+      </w:pPr>
+      <w:rPr>
+        <w:rFonts w:ascii="Wingdings" w:hAnsi="Wingdings" w:hint="default"/>
+        <w:sz w:val="20"/>
+      </w:rPr>
+    </w:lvl>
+  </w:abstractNum>
+  <w:abstractNum w:abstractNumId="4" w15:restartNumberingAfterBreak="0">
     <w:nsid w:val="72A572AE"/>
     <w:multiLevelType w:val="multilevel"/>
     <w:tmpl w:val="BDECA180"/>
@@ -369,8 +3955,172 @@
       </w:pPr>
     </w:lvl>
   </w:abstractNum>
+  <w:abstractNum w:abstractNumId="5" w15:restartNumberingAfterBreak="0">
+    <w:nsid w:val="748E2F64"/>
+    <w:multiLevelType w:val="multilevel"/>
+    <w:tmpl w:val="87B0F048"/>
+    <w:lvl w:ilvl="0">
+      <w:start w:val="1"/>
+      <w:numFmt w:val="bullet"/>
+      <w:lvlText w:val=""/>
+      <w:lvlJc w:val="left"/>
+      <w:pPr>
+        <w:tabs>
+          <w:tab w:val="num" w:pos="720"/>
+        </w:tabs>
+        <w:ind w:left="720" w:hanging="360"/>
+      </w:pPr>
+      <w:rPr>
+        <w:rFonts w:ascii="Symbol" w:hAnsi="Symbol" w:hint="default"/>
+        <w:sz w:val="20"/>
+      </w:rPr>
+    </w:lvl>
+    <w:lvl w:ilvl="1" w:tentative="1">
+      <w:start w:val="1"/>
+      <w:numFmt w:val="bullet"/>
+      <w:lvlText w:val="o"/>
+      <w:lvlJc w:val="left"/>
+      <w:pPr>
+        <w:tabs>
+          <w:tab w:val="num" w:pos="1440"/>
+        </w:tabs>
+        <w:ind w:left="1440" w:hanging="360"/>
+      </w:pPr>
+      <w:rPr>
+        <w:rFonts w:ascii="Courier New" w:hAnsi="Courier New" w:hint="default"/>
+        <w:sz w:val="20"/>
+      </w:rPr>
+    </w:lvl>
+    <w:lvl w:ilvl="2" w:tentative="1">
+      <w:start w:val="1"/>
+      <w:numFmt w:val="bullet"/>
+      <w:lvlText w:val=""/>
+      <w:lvlJc w:val="left"/>
+      <w:pPr>
+        <w:tabs>
+          <w:tab w:val="num" w:pos="2160"/>
+        </w:tabs>
+        <w:ind w:left="2160" w:hanging="360"/>
+      </w:pPr>
+      <w:rPr>
+        <w:rFonts w:ascii="Wingdings" w:hAnsi="Wingdings" w:hint="default"/>
+        <w:sz w:val="20"/>
+      </w:rPr>
+    </w:lvl>
+    <w:lvl w:ilvl="3" w:tentative="1">
+      <w:start w:val="1"/>
+      <w:numFmt w:val="bullet"/>
+      <w:lvlText w:val=""/>
+      <w:lvlJc w:val="left"/>
+      <w:pPr>
+        <w:tabs>
+          <w:tab w:val="num" w:pos="2880"/>
+        </w:tabs>
+        <w:ind w:left="2880" w:hanging="360"/>
+      </w:pPr>
+      <w:rPr>
+        <w:rFonts w:ascii="Wingdings" w:hAnsi="Wingdings" w:hint="default"/>
+        <w:sz w:val="20"/>
+      </w:rPr>
+    </w:lvl>
+    <w:lvl w:ilvl="4" w:tentative="1">
+      <w:start w:val="1"/>
+      <w:numFmt w:val="bullet"/>
+      <w:lvlText w:val=""/>
+      <w:lvlJc w:val="left"/>
+      <w:pPr>
+        <w:tabs>
+          <w:tab w:val="num" w:pos="3600"/>
+        </w:tabs>
+        <w:ind w:left="3600" w:hanging="360"/>
+      </w:pPr>
+      <w:rPr>
+        <w:rFonts w:ascii="Wingdings" w:hAnsi="Wingdings" w:hint="default"/>
+        <w:sz w:val="20"/>
+      </w:rPr>
+    </w:lvl>
+    <w:lvl w:ilvl="5" w:tentative="1">
+      <w:start w:val="1"/>
+      <w:numFmt w:val="bullet"/>
+      <w:lvlText w:val=""/>
+      <w:lvlJc w:val="left"/>
+      <w:pPr>
+        <w:tabs>
+          <w:tab w:val="num" w:pos="4320"/>
+        </w:tabs>
+        <w:ind w:left="4320" w:hanging="360"/>
+      </w:pPr>
+      <w:rPr>
+        <w:rFonts w:ascii="Wingdings" w:hAnsi="Wingdings" w:hint="default"/>
+        <w:sz w:val="20"/>
+      </w:rPr>
+    </w:lvl>
+    <w:lvl w:ilvl="6" w:tentative="1">
+      <w:start w:val="1"/>
+      <w:numFmt w:val="bullet"/>
+      <w:lvlText w:val=""/>
+      <w:lvlJc w:val="left"/>
+      <w:pPr>
+        <w:tabs>
+          <w:tab w:val="num" w:pos="5040"/>
+        </w:tabs>
+        <w:ind w:left="5040" w:hanging="360"/>
+      </w:pPr>
+      <w:rPr>
+        <w:rFonts w:ascii="Wingdings" w:hAnsi="Wingdings" w:hint="default"/>
+        <w:sz w:val="20"/>
+      </w:rPr>
+    </w:lvl>
+    <w:lvl w:ilvl="7" w:tentative="1">
+      <w:start w:val="1"/>
+      <w:numFmt w:val="bullet"/>
+      <w:lvlText w:val=""/>
+      <w:lvlJc w:val="left"/>
+      <w:pPr>
+        <w:tabs>
+          <w:tab w:val="num" w:pos="5760"/>
+        </w:tabs>
+        <w:ind w:left="5760" w:hanging="360"/>
+      </w:pPr>
+      <w:rPr>
+        <w:rFonts w:ascii="Wingdings" w:hAnsi="Wingdings" w:hint="default"/>
+        <w:sz w:val="20"/>
+      </w:rPr>
+    </w:lvl>
+    <w:lvl w:ilvl="8" w:tentative="1">
+      <w:start w:val="1"/>
+      <w:numFmt w:val="bullet"/>
+      <w:lvlText w:val=""/>
+      <w:lvlJc w:val="left"/>
+      <w:pPr>
+        <w:tabs>
+          <w:tab w:val="num" w:pos="6480"/>
+        </w:tabs>
+        <w:ind w:left="6480" w:hanging="360"/>
+      </w:pPr>
+      <w:rPr>
+        <w:rFonts w:ascii="Wingdings" w:hAnsi="Wingdings" w:hint="default"/>
+        <w:sz w:val="20"/>
+      </w:rPr>
+    </w:lvl>
+  </w:abstractNum>
   <w:num w:numId="1" w16cid:durableId="587621498">
+    <w:abstractNumId w:val="4"/>
+  </w:num>
+  <w:num w:numId="2" w16cid:durableId="527914492">
     <w:abstractNumId w:val="0"/>
+  </w:num>
+  <w:num w:numId="3" w16cid:durableId="831793799">
+    <w:abstractNumId w:val="3"/>
+  </w:num>
+  <w:num w:numId="4" w16cid:durableId="322047427">
+    <w:abstractNumId w:val="2"/>
+  </w:num>
+  <w:num w:numId="5" w16cid:durableId="344677318">
+    <w:abstractNumId w:val="1"/>
+  </w:num>
+  <w:num w:numId="6" w16cid:durableId="1091312752">
+    <w:abstractNumId w:val="5"/>
   </w:num>
 </w:numbering>
 </file>
@@ -1291,6 +5041,29 @@
       <w:spacing w:val="5"/>
     </w:rPr>
   </w:style>
+  <w:style w:type="character" w:styleId="Hyperlink">
+    <w:name w:val="Hyperlink"/>
+    <w:basedOn w:val="DefaultParagraphFont"/>
+    <w:uiPriority w:val="99"/>
+    <w:unhideWhenUsed/>
+    <w:rsid w:val="002256D0"/>
+    <w:rPr>
+      <w:color w:val="467886" w:themeColor="hyperlink"/>
+      <w:u w:val="single"/>
+    </w:rPr>
+  </w:style>
+  <w:style w:type="character" w:styleId="UnresolvedMention">
+    <w:name w:val="Unresolved Mention"/>
+    <w:basedOn w:val="DefaultParagraphFont"/>
+    <w:uiPriority w:val="99"/>
+    <w:semiHidden/>
+    <w:unhideWhenUsed/>
+    <w:rsid w:val="002256D0"/>
+    <w:rPr>
+      <w:color w:val="605E5C"/>
+      <w:shd w:val="clear" w:color="auto" w:fill="E1DFDD"/>
+    </w:rPr>
+  </w:style>
 </w:styles>
 </file>
 
